--- a/텀프로젝트/텀프로젝트 추가 기획서.docx
+++ b/텀프로젝트/텀프로젝트 추가 기획서.docx
@@ -14,32 +14,16 @@
           <w:b/>
           <w:bCs/>
         </w:rPr>
-        <w:t xml:space="preserve">Simplest MMORPG </w:t>
-      </w:r>
-      <w:proofErr w:type="spellStart"/>
+        <w:t>Simplest MMORPG 텀프로젝트 추가 기획서 (마인크래프트 2D RPG)</w:t>
+      </w:r>
+    </w:p>
+    <w:p>
       <w:r>
         <w:rPr>
           <w:b/>
           <w:bCs/>
         </w:rPr>
-        <w:t>텀프로젝트</w:t>
-      </w:r>
-      <w:proofErr w:type="spellEnd"/>
-      <w:r>
-        <w:rPr>
-          <w:b/>
-          <w:bCs/>
-        </w:rPr>
-        <w:t xml:space="preserve"> 추가 기획서 (마인크래프트 2D RPG)</w:t>
-      </w:r>
-    </w:p>
-    <w:p>
-      <w:r>
-        <w:rPr>
-          <w:b/>
-          <w:bCs/>
-        </w:rPr>
-        <w:t>1. 맵 생성 및 몬스터 배치 (가산점 타겟: 맵 제작 + 스크립트)</w:t>
+        <w:t>1. 맵 생성 및 몬스터 배치</w:t>
       </w:r>
     </w:p>
     <w:p>
@@ -68,23 +52,7 @@
         </m:r>
       </m:oMath>
       <w:r>
-        <w:t xml:space="preserve"> </w:t>
-      </w:r>
-      <w:proofErr w:type="gramStart"/>
-      <w:r>
-        <w:t>맵 에</w:t>
-      </w:r>
-      <w:proofErr w:type="gramEnd"/>
-      <w:r>
-        <w:t xml:space="preserve"> 10개의 기본 </w:t>
-      </w:r>
-      <w:proofErr w:type="spellStart"/>
-      <w:r>
-        <w:t>바이옴</w:t>
-      </w:r>
-      <w:proofErr w:type="spellEnd"/>
-      <w:r>
-        <w:t xml:space="preserve">(평원, 사막, 설원 등)을 구획하고, Perlin Noise를 적용하여 지형을 절차적으로 생성합니다. </w:t>
+        <w:t xml:space="preserve"> 맵에 10개의 기본 바이옴(평원, 사막, 설원 등)을 구획하고, Perlin Noise를 적용하여 지형을 절차적으로 생성합니다. </w:t>
       </w:r>
     </w:p>
     <w:p>
@@ -102,15 +70,7 @@
         <w:t>데이터 분리</w:t>
       </w:r>
       <w:r>
-        <w:t xml:space="preserve">: 지형 데이터는 시각적 렌더링을 위한 타일 데이터와, 서버의 A* </w:t>
-      </w:r>
-      <w:proofErr w:type="spellStart"/>
-      <w:r>
-        <w:t>길찾기</w:t>
-      </w:r>
-      <w:proofErr w:type="spellEnd"/>
-      <w:r>
-        <w:t xml:space="preserve"> 및 충돌 검사용 비트마스크(Bitmask) 데이터로 분리하여 관리합니다. </w:t>
+        <w:t xml:space="preserve">: 지형 데이터는 시각적 렌더링을 위한 타일 데이터와, 서버의 A* 길찾기 및 충돌 검사용 비트마스크(Bitmask) 데이터로 분리하여 관리합니다. </w:t>
       </w:r>
     </w:p>
     <w:p>
@@ -128,39 +88,7 @@
         <w:t>Lua 스크립트 연동</w:t>
       </w:r>
       <w:r>
-        <w:t xml:space="preserve">: 서버 초기화 시 Lua 스크립트를 호출하여 맵 전체의 몬스터(20만 </w:t>
-      </w:r>
-      <w:proofErr w:type="gramStart"/>
-      <w:r>
-        <w:t>마리 )</w:t>
-      </w:r>
-      <w:proofErr w:type="gramEnd"/>
-      <w:r>
-        <w:t xml:space="preserve"> 및 NPC 배치 좌표, 이름, 타입, 레벨 등 모든 </w:t>
-      </w:r>
-      <w:proofErr w:type="spellStart"/>
-      <w:r>
-        <w:t>스폰</w:t>
-      </w:r>
-      <w:proofErr w:type="spellEnd"/>
-      <w:r>
-        <w:t xml:space="preserve"> </w:t>
-      </w:r>
-      <w:proofErr w:type="gramStart"/>
-      <w:r>
-        <w:t>정보 를</w:t>
-      </w:r>
-      <w:proofErr w:type="gramEnd"/>
-      <w:r>
-        <w:t xml:space="preserve"> </w:t>
-      </w:r>
-      <w:proofErr w:type="spellStart"/>
-      <w:r>
-        <w:t>로드합니다</w:t>
-      </w:r>
-      <w:proofErr w:type="spellEnd"/>
-      <w:r>
-        <w:t>.</w:t>
+        <w:t>: 서버 초기화 시 Lua 스크립트를 호출하여 맵 전체의 몬스터(20만 마리 ) 및 NPC 배치 좌표, 이름, 타입, 레벨 등 모든 스폰 정보 를 로드합니다.</w:t>
       </w:r>
     </w:p>
     <w:p>
@@ -169,7 +97,7 @@
           <w:b/>
           <w:bCs/>
         </w:rPr>
-        <w:t>2. 퀘스트 시스템 (가산점 타겟: 퀘스트)</w:t>
+        <w:t>2. 퀘스트 시스템</w:t>
       </w:r>
     </w:p>
     <w:p>
@@ -199,87 +127,49 @@
         <w:rPr>
           <w:rFonts w:hint="eastAsia"/>
         </w:rPr>
-        <w:t xml:space="preserve">0단계: 좀비화 </w:t>
-      </w:r>
-      <w:proofErr w:type="spellStart"/>
+        <w:t xml:space="preserve">0단계: 좀비화 피글린 사냥 -&gt; </w:t>
+      </w:r>
+      <w:r>
+        <w:t xml:space="preserve">1단계: 좀비 사냥 </w:t>
+      </w:r>
       <w:r>
         <w:rPr>
           <w:rFonts w:hint="eastAsia"/>
         </w:rPr>
-        <w:t>피글린</w:t>
-      </w:r>
-      <w:proofErr w:type="spellEnd"/>
+        <w:t xml:space="preserve">-&gt; </w:t>
+      </w:r>
+      <w:r>
+        <w:t xml:space="preserve">2단계: 스켈레톤 사냥 </w:t>
+      </w:r>
+      <w:r>
+        <w:br/>
+      </w:r>
       <w:r>
         <w:rPr>
           <w:rFonts w:hint="eastAsia"/>
         </w:rPr>
-        <w:t xml:space="preserve"> 사냥 -&gt; </w:t>
-      </w:r>
-      <w:r>
-        <w:t xml:space="preserve">1단계: 좀비 사냥 </w:t>
+        <w:t>-&gt;</w:t>
+      </w:r>
+      <w:r>
+        <w:t xml:space="preserve">3단계: 크리퍼 사냥 </w:t>
       </w:r>
       <w:r>
         <w:rPr>
           <w:rFonts w:hint="eastAsia"/>
         </w:rPr>
+        <w:t>-&gt;</w:t>
+      </w:r>
+      <w:r>
+        <w:t xml:space="preserve"> 4단계: 엔더맨 사냥 </w:t>
+      </w:r>
+      <w:r>
+        <w:rPr>
+          <w:rFonts w:hint="eastAsia"/>
+        </w:rPr>
         <w:t xml:space="preserve">-&gt; </w:t>
       </w:r>
       <w:r>
-        <w:t xml:space="preserve">2단계: 스켈레톤 사냥 </w:t>
-      </w:r>
-      <w:r>
-        <w:br/>
-      </w:r>
-      <w:r>
-        <w:rPr>
-          <w:rFonts w:hint="eastAsia"/>
-        </w:rPr>
-        <w:t>-&gt;</w:t>
-      </w:r>
-      <w:r>
-        <w:t xml:space="preserve">3단계: </w:t>
-      </w:r>
-      <w:proofErr w:type="spellStart"/>
-      <w:r>
-        <w:t>크리퍼</w:t>
-      </w:r>
-      <w:proofErr w:type="spellEnd"/>
-      <w:r>
-        <w:t xml:space="preserve"> 사냥 </w:t>
-      </w:r>
-      <w:r>
-        <w:rPr>
-          <w:rFonts w:hint="eastAsia"/>
-        </w:rPr>
-        <w:t>-&gt;</w:t>
-      </w:r>
-      <w:r>
-        <w:t xml:space="preserve"> 4단계: </w:t>
-      </w:r>
-      <w:proofErr w:type="spellStart"/>
-      <w:r>
-        <w:t>엔더맨</w:t>
-      </w:r>
-      <w:proofErr w:type="spellEnd"/>
-      <w:r>
-        <w:t xml:space="preserve"> 사냥 </w:t>
-      </w:r>
-      <w:r>
-        <w:rPr>
-          <w:rFonts w:hint="eastAsia"/>
-        </w:rPr>
-        <w:t xml:space="preserve">-&gt; </w:t>
-      </w:r>
-      <w:r>
-        <w:t xml:space="preserve">5단계: 보스 </w:t>
-      </w:r>
-      <w:proofErr w:type="spellStart"/>
-      <w:r>
-        <w:t>엔더드래곤</w:t>
-      </w:r>
-      <w:proofErr w:type="spellEnd"/>
-      <w:r>
-        <w:t xml:space="preserve"> 토벌). </w:t>
+        <w:t xml:space="preserve">5단계: 보스 엔더드래곤 토벌). </w:t>
       </w:r>
     </w:p>
     <w:p>
@@ -297,15 +187,7 @@
         <w:t>NPC 상호작용 및 UI</w:t>
       </w:r>
       <w:r>
-        <w:t>: 퀘스트 NPC 머리 위에 클라이언트 UI로 진행 상태</w:t>
-      </w:r>
-      <w:proofErr w:type="gramStart"/>
-      <w:r>
-        <w:t>(!/</w:t>
-      </w:r>
-      <w:proofErr w:type="gramEnd"/>
-      <w:r>
-        <w:t xml:space="preserve">?)를 표시합니다. </w:t>
+        <w:t xml:space="preserve">: 퀘스트 NPC 머리 위에 클라이언트 UI로 진행 상태(!/?)를 표시합니다. </w:t>
       </w:r>
     </w:p>
     <w:p>
@@ -332,7 +214,7 @@
           <w:b/>
           <w:bCs/>
         </w:rPr>
-        <w:t>3. 아이템 및 장비 시스템 (가산점 타겟: 아이템)</w:t>
+        <w:t>3. 아이템 및 장비 시스템</w:t>
       </w:r>
     </w:p>
     <w:p>
@@ -350,15 +232,7 @@
         <w:t>인벤토리 시스템</w:t>
       </w:r>
       <w:r>
-        <w:t>: 획득한 전리품(썩은 살점, 뼈다귀 등)의 종류와 누적 개수를 확인할 수 있는 인벤토리를 구현합니다. 몬스터 처치 시 기여도(</w:t>
-      </w:r>
-      <w:proofErr w:type="spellStart"/>
-      <w:r>
-        <w:t>막타</w:t>
-      </w:r>
-      <w:proofErr w:type="spellEnd"/>
-      <w:r>
-        <w:t xml:space="preserve">)에 따라 아이템이 지급됩니다. </w:t>
+        <w:t xml:space="preserve">: 획득한 전리품(썩은 살점, 뼈다귀 등)의 종류와 누적 개수를 확인할 수 있는 인벤토리를 구현합니다. 몬스터 처치 시 기여도(막타)에 따라 아이템이 지급됩니다. </w:t>
       </w:r>
     </w:p>
     <w:p>
@@ -439,15 +313,7 @@
         <w:t>-&gt;</w:t>
       </w:r>
       <w:r>
-        <w:t xml:space="preserve"> </w:t>
-      </w:r>
-      <w:proofErr w:type="spellStart"/>
-      <w:r>
-        <w:t>네더라이트</w:t>
-      </w:r>
-      <w:proofErr w:type="spellEnd"/>
-      <w:r>
-        <w:t>)이 업그레이드됩니다.</w:t>
+        <w:t xml:space="preserve"> 네더라이트)이 업그레이드됩니다.</w:t>
       </w:r>
     </w:p>
     <w:p>
@@ -465,23 +331,7 @@
         <w:t>즉시 소모 아이템</w:t>
       </w:r>
       <w:r>
-        <w:t xml:space="preserve">: </w:t>
-      </w:r>
-      <w:proofErr w:type="spellStart"/>
-      <w:r>
-        <w:t>퀵슬롯</w:t>
-      </w:r>
-      <w:proofErr w:type="spellEnd"/>
-      <w:r>
-        <w:t xml:space="preserve">(1번)을 통해 즉시 체력을 회복하는 </w:t>
-      </w:r>
-      <w:proofErr w:type="spellStart"/>
-      <w:r>
-        <w:t>포션</w:t>
-      </w:r>
-      <w:proofErr w:type="spellEnd"/>
-      <w:r>
-        <w:t xml:space="preserve"> 아이템을 구현합니다. </w:t>
+        <w:t xml:space="preserve">: 퀵슬롯(1번)을 통해 즉시 체력을 회복하는 포션 아이템을 구현합니다. </w:t>
       </w:r>
     </w:p>
     <w:p>
@@ -538,15 +388,7 @@
         <w:t>버프 및 범위 공격</w:t>
       </w:r>
       <w:r>
-        <w:t xml:space="preserve">: 2번 단축키로 일정 시간 공격력을 높여주는 '힘 </w:t>
-      </w:r>
-      <w:proofErr w:type="spellStart"/>
-      <w:r>
-        <w:t>포션</w:t>
-      </w:r>
-      <w:proofErr w:type="spellEnd"/>
-      <w:r>
-        <w:t>(버프 스킬</w:t>
+        <w:t>: 2번 단축키로 일정 시간 공격력을 높여주는 '힘 포션(버프 스킬</w:t>
       </w:r>
       <w:r>
         <w:rPr>
@@ -567,23 +409,7 @@
         <w:t xml:space="preserve"> 1level -&gt; 2level</w:t>
       </w:r>
       <w:r>
-        <w:t xml:space="preserve">)'을 </w:t>
-      </w:r>
-      <w:proofErr w:type="gramStart"/>
-      <w:r>
-        <w:t>사용하며 ,</w:t>
-      </w:r>
-      <w:proofErr w:type="gramEnd"/>
-      <w:r>
-        <w:t xml:space="preserve"> 무기 강화 단계에 따라 기본 공격이 </w:t>
-      </w:r>
-      <w:proofErr w:type="spellStart"/>
-      <w:r>
-        <w:t>다방향</w:t>
-      </w:r>
-      <w:proofErr w:type="spellEnd"/>
-      <w:r>
-        <w:t xml:space="preserve"> 범위 공격으로 진화합니다. </w:t>
+        <w:t xml:space="preserve">)'을 사용하며, 무기 강화 단계에 따라 기본 공격이 다방향 범위 공격으로 진화합니다. </w:t>
       </w:r>
     </w:p>
     <w:p>
@@ -601,15 +427,7 @@
         <w:t>보스 패턴</w:t>
       </w:r>
       <w:r>
-        <w:t>: 최종 퀘스트 목표인 '</w:t>
-      </w:r>
-      <w:proofErr w:type="spellStart"/>
-      <w:r>
-        <w:t>엔더드래곤</w:t>
-      </w:r>
-      <w:proofErr w:type="spellEnd"/>
-      <w:r>
-        <w:t xml:space="preserve">'은 </w:t>
+        <w:t xml:space="preserve">: 최종 퀘스트 목표인 '엔더드래곤'은 </w:t>
       </w:r>
       <w:r>
         <w:rPr>
@@ -633,21 +451,25 @@
         <w:rPr>
           <w:rFonts w:hint="eastAsia"/>
         </w:rPr>
-        <w:t xml:space="preserve">1페이즈: </w:t>
-      </w:r>
-      <w:proofErr w:type="spellStart"/>
+        <w:t>1페이즈:</w:t>
+      </w:r>
       <w:r>
         <w:rPr>
           <w:rFonts w:hint="eastAsia"/>
         </w:rPr>
-        <w:t>화염구</w:t>
-      </w:r>
-      <w:proofErr w:type="spellEnd"/>
+        <w:t xml:space="preserve"> 꼬리로 주변 원형 공격</w:t>
+      </w:r>
       <w:r>
         <w:rPr>
           <w:rFonts w:hint="eastAsia"/>
         </w:rPr>
-        <w:t xml:space="preserve"> 공격, 돌진</w:t>
+        <w:t>,</w:t>
+      </w:r>
+      <w:r>
+        <w:rPr>
+          <w:rFonts w:hint="eastAsia"/>
+        </w:rPr>
+        <w:t xml:space="preserve"> 물기(평타)</w:t>
       </w:r>
       <w:r>
         <w:br/>
@@ -659,18 +481,14 @@
         <w:t xml:space="preserve">2페이즈: </w:t>
       </w:r>
       <w:r>
-        <w:t xml:space="preserve">특정 체력 이하에서 채팅창을 통한 도발(채팅), 돌진(이동), 광역 </w:t>
-      </w:r>
-      <w:proofErr w:type="spellStart"/>
-      <w:r>
-        <w:t>브레스</w:t>
-      </w:r>
-      <w:proofErr w:type="spellEnd"/>
-      <w:r>
-        <w:t xml:space="preserve"> </w:t>
+        <w:t xml:space="preserve">특정 체력 이하에서 채팅창을 통한 도발(채팅), 돌진(이동), 광역 브레스 </w:t>
       </w:r>
     </w:p>
-    <w:p/>
+    <w:p>
+      <w:r>
+        <w:t>https://mcasset.cloud/26.1.2/assets/minecraft/textures/item</w:t>
+      </w:r>
+    </w:p>
     <w:sectPr>
       <w:pgSz w:w="11906" w:h="16838"/>
       <w:pgMar w:top="1701" w:right="1440" w:bottom="1440" w:left="1440" w:header="851" w:footer="992" w:gutter="0"/>

--- a/텀프로젝트/텀프로젝트 추가 기획서.docx
+++ b/텀프로젝트/텀프로젝트 추가 기획서.docx
@@ -14,7 +14,533 @@
           <w:b/>
           <w:bCs/>
         </w:rPr>
-        <w:t>Simplest MMORPG 텀프로젝트 추가 기획서 (마인크래프트 2D RPG)</w:t>
+        <w:t xml:space="preserve">Simplest MMORPG </w:t>
+      </w:r>
+      <w:proofErr w:type="spellStart"/>
+      <w:r>
+        <w:rPr>
+          <w:b/>
+          <w:bCs/>
+        </w:rPr>
+        <w:t>텀프로젝트</w:t>
+      </w:r>
+      <w:proofErr w:type="spellEnd"/>
+      <w:r>
+        <w:rPr>
+          <w:b/>
+          <w:bCs/>
+        </w:rPr>
+        <w:t xml:space="preserve"> 추가 기획서 (마인크래프트 2D RPG)</w:t>
+      </w:r>
+    </w:p>
+    <w:p>
+      <w:pPr>
+        <w:rPr>
+          <w:b/>
+          <w:bCs/>
+        </w:rPr>
+      </w:pPr>
+    </w:p>
+    <w:p>
+      <w:pPr>
+        <w:rPr>
+          <w:b/>
+          <w:bCs/>
+        </w:rPr>
+      </w:pPr>
+      <w:r>
+        <w:rPr>
+          <w:b/>
+          <w:bCs/>
+        </w:rPr>
+        <w:t xml:space="preserve">평가항목 </w:t>
+      </w:r>
+    </w:p>
+    <w:p>
+      <w:pPr>
+        <w:rPr>
+          <w:b/>
+          <w:bCs/>
+        </w:rPr>
+      </w:pPr>
+      <w:r>
+        <w:rPr>
+          <w:b/>
+          <w:bCs/>
+        </w:rPr>
+        <w:t>• 구현: 50%</w:t>
+      </w:r>
+    </w:p>
+    <w:p>
+      <w:pPr>
+        <w:pStyle w:val="a6"/>
+        <w:numPr>
+          <w:ilvl w:val="0"/>
+          <w:numId w:val="6"/>
+        </w:numPr>
+        <w:rPr>
+          <w:b/>
+          <w:bCs/>
+        </w:rPr>
+      </w:pPr>
+      <w:r>
+        <w:rPr>
+          <w:b/>
+          <w:bCs/>
+        </w:rPr>
+        <w:t xml:space="preserve">이동, 지형장애물, NPC, NPC 이동, 전투, DB, SCRIPT, Chatting, 전투 메시지 </w:t>
+      </w:r>
+    </w:p>
+    <w:p>
+      <w:pPr>
+        <w:rPr>
+          <w:b/>
+          <w:bCs/>
+        </w:rPr>
+      </w:pPr>
+      <w:r>
+        <w:rPr>
+          <w:b/>
+          <w:bCs/>
+        </w:rPr>
+        <w:t>• 성능: 20%</w:t>
+      </w:r>
+    </w:p>
+    <w:p>
+      <w:pPr>
+        <w:pStyle w:val="a6"/>
+        <w:numPr>
+          <w:ilvl w:val="0"/>
+          <w:numId w:val="6"/>
+        </w:numPr>
+        <w:rPr>
+          <w:b/>
+          <w:bCs/>
+        </w:rPr>
+      </w:pPr>
+      <w:proofErr w:type="spellStart"/>
+      <w:r>
+        <w:rPr>
+          <w:b/>
+          <w:bCs/>
+        </w:rPr>
+        <w:t>랙은없는가</w:t>
+      </w:r>
+      <w:proofErr w:type="spellEnd"/>
+      <w:r>
+        <w:rPr>
+          <w:b/>
+          <w:bCs/>
+        </w:rPr>
+        <w:t>?</w:t>
+      </w:r>
+    </w:p>
+    <w:p>
+      <w:pPr>
+        <w:pStyle w:val="a6"/>
+        <w:numPr>
+          <w:ilvl w:val="0"/>
+          <w:numId w:val="6"/>
+        </w:numPr>
+        <w:rPr>
+          <w:b/>
+          <w:bCs/>
+        </w:rPr>
+      </w:pPr>
+      <w:r>
+        <w:rPr>
+          <w:b/>
+          <w:bCs/>
+        </w:rPr>
+        <w:t>테스트</w:t>
+      </w:r>
+      <w:r>
+        <w:rPr>
+          <w:rFonts w:hint="eastAsia"/>
+          <w:b/>
+          <w:bCs/>
+        </w:rPr>
+        <w:t xml:space="preserve"> </w:t>
+      </w:r>
+      <w:r>
+        <w:rPr>
+          <w:b/>
+          <w:bCs/>
+        </w:rPr>
+        <w:t>클라이언트를</w:t>
+      </w:r>
+      <w:r>
+        <w:rPr>
+          <w:rFonts w:hint="eastAsia"/>
+          <w:b/>
+          <w:bCs/>
+        </w:rPr>
+        <w:t xml:space="preserve"> </w:t>
+      </w:r>
+      <w:r>
+        <w:rPr>
+          <w:b/>
+          <w:bCs/>
+        </w:rPr>
+        <w:t>사용한</w:t>
+      </w:r>
+      <w:r>
+        <w:rPr>
+          <w:rFonts w:hint="eastAsia"/>
+          <w:b/>
+          <w:bCs/>
+        </w:rPr>
+        <w:t xml:space="preserve"> </w:t>
+      </w:r>
+      <w:proofErr w:type="spellStart"/>
+      <w:r>
+        <w:rPr>
+          <w:b/>
+          <w:bCs/>
+        </w:rPr>
+        <w:t>동접</w:t>
+      </w:r>
+      <w:proofErr w:type="spellEnd"/>
+      <w:r>
+        <w:rPr>
+          <w:b/>
+          <w:bCs/>
+        </w:rPr>
+        <w:t>: PC한대에</w:t>
+      </w:r>
+      <w:r>
+        <w:rPr>
+          <w:rFonts w:hint="eastAsia"/>
+          <w:b/>
+          <w:bCs/>
+        </w:rPr>
+        <w:t xml:space="preserve"> </w:t>
+      </w:r>
+      <w:r>
+        <w:rPr>
+          <w:b/>
+          <w:bCs/>
+        </w:rPr>
+        <w:t>서버를</w:t>
+      </w:r>
+      <w:r>
+        <w:rPr>
+          <w:rFonts w:hint="eastAsia"/>
+          <w:b/>
+          <w:bCs/>
+        </w:rPr>
+        <w:t xml:space="preserve"> </w:t>
+      </w:r>
+      <w:r>
+        <w:rPr>
+          <w:b/>
+          <w:bCs/>
+        </w:rPr>
+        <w:t>띄우고</w:t>
+      </w:r>
+      <w:r>
+        <w:rPr>
+          <w:rFonts w:hint="eastAsia"/>
+          <w:b/>
+          <w:bCs/>
+        </w:rPr>
+        <w:t xml:space="preserve"> </w:t>
+      </w:r>
+      <w:r>
+        <w:rPr>
+          <w:b/>
+          <w:bCs/>
+        </w:rPr>
+        <w:t>다른</w:t>
+      </w:r>
+      <w:r>
+        <w:rPr>
+          <w:rFonts w:hint="eastAsia"/>
+          <w:b/>
+          <w:bCs/>
+        </w:rPr>
+        <w:t xml:space="preserve"> </w:t>
+      </w:r>
+      <w:r>
+        <w:rPr>
+          <w:b/>
+          <w:bCs/>
+        </w:rPr>
+        <w:t>PC에서</w:t>
+      </w:r>
+      <w:r>
+        <w:rPr>
+          <w:rFonts w:hint="eastAsia"/>
+          <w:b/>
+          <w:bCs/>
+        </w:rPr>
+        <w:t xml:space="preserve"> </w:t>
+      </w:r>
+      <w:r>
+        <w:rPr>
+          <w:b/>
+          <w:bCs/>
+        </w:rPr>
+        <w:t>테스트</w:t>
+      </w:r>
+      <w:r>
+        <w:rPr>
+          <w:rFonts w:hint="eastAsia"/>
+          <w:b/>
+          <w:bCs/>
+        </w:rPr>
+        <w:t xml:space="preserve"> </w:t>
+      </w:r>
+      <w:r>
+        <w:rPr>
+          <w:b/>
+          <w:bCs/>
+        </w:rPr>
+        <w:t>클라이언트</w:t>
+      </w:r>
+      <w:r>
+        <w:rPr>
+          <w:rFonts w:hint="eastAsia"/>
+          <w:b/>
+          <w:bCs/>
+        </w:rPr>
+        <w:t xml:space="preserve"> </w:t>
+      </w:r>
+      <w:r>
+        <w:rPr>
+          <w:b/>
+          <w:bCs/>
+        </w:rPr>
+        <w:t>실행</w:t>
+      </w:r>
+    </w:p>
+    <w:p>
+      <w:pPr>
+        <w:pStyle w:val="a6"/>
+        <w:numPr>
+          <w:ilvl w:val="0"/>
+          <w:numId w:val="6"/>
+        </w:numPr>
+        <w:rPr>
+          <w:b/>
+          <w:bCs/>
+        </w:rPr>
+      </w:pPr>
+      <w:r>
+        <w:rPr>
+          <w:b/>
+          <w:bCs/>
+        </w:rPr>
+        <w:t xml:space="preserve">판단기준: </w:t>
+      </w:r>
+      <w:proofErr w:type="spellStart"/>
+      <w:r>
+        <w:rPr>
+          <w:b/>
+          <w:bCs/>
+        </w:rPr>
+        <w:t>동접</w:t>
+      </w:r>
+      <w:proofErr w:type="spellEnd"/>
+      <w:r>
+        <w:rPr>
+          <w:b/>
+          <w:bCs/>
+        </w:rPr>
+        <w:t>5000 (</w:t>
+      </w:r>
+      <w:proofErr w:type="spellStart"/>
+      <w:r>
+        <w:rPr>
+          <w:b/>
+          <w:bCs/>
+        </w:rPr>
+        <w:t>구현컨텐츠고려</w:t>
+      </w:r>
+      <w:proofErr w:type="spellEnd"/>
+      <w:r>
+        <w:rPr>
+          <w:b/>
+          <w:bCs/>
+        </w:rPr>
+        <w:t xml:space="preserve">) </w:t>
+      </w:r>
+    </w:p>
+    <w:p>
+      <w:pPr>
+        <w:rPr>
+          <w:b/>
+          <w:bCs/>
+        </w:rPr>
+      </w:pPr>
+      <w:r>
+        <w:rPr>
+          <w:b/>
+          <w:bCs/>
+        </w:rPr>
+        <w:t>• 설명서: 10%</w:t>
+      </w:r>
+    </w:p>
+    <w:p>
+      <w:pPr>
+        <w:pStyle w:val="a6"/>
+        <w:numPr>
+          <w:ilvl w:val="0"/>
+          <w:numId w:val="6"/>
+        </w:numPr>
+        <w:rPr>
+          <w:b/>
+          <w:bCs/>
+        </w:rPr>
+      </w:pPr>
+      <w:proofErr w:type="spellStart"/>
+      <w:r>
+        <w:rPr>
+          <w:b/>
+          <w:bCs/>
+        </w:rPr>
+        <w:t>게임기획서제출</w:t>
+      </w:r>
+      <w:proofErr w:type="spellEnd"/>
+    </w:p>
+    <w:p>
+      <w:pPr>
+        <w:pStyle w:val="a6"/>
+        <w:numPr>
+          <w:ilvl w:val="0"/>
+          <w:numId w:val="6"/>
+        </w:numPr>
+        <w:rPr>
+          <w:b/>
+          <w:bCs/>
+        </w:rPr>
+      </w:pPr>
+      <w:r>
+        <w:rPr>
+          <w:b/>
+          <w:bCs/>
+        </w:rPr>
+        <w:t xml:space="preserve">게임설명서, 발표 </w:t>
+      </w:r>
+    </w:p>
+    <w:p>
+      <w:pPr>
+        <w:rPr>
+          <w:b/>
+          <w:bCs/>
+        </w:rPr>
+      </w:pPr>
+      <w:r>
+        <w:rPr>
+          <w:b/>
+          <w:bCs/>
+        </w:rPr>
+        <w:t>• 게임성: 40%</w:t>
+      </w:r>
+    </w:p>
+    <w:p>
+      <w:pPr>
+        <w:pStyle w:val="a6"/>
+        <w:numPr>
+          <w:ilvl w:val="0"/>
+          <w:numId w:val="6"/>
+        </w:numPr>
+        <w:rPr>
+          <w:b/>
+          <w:bCs/>
+        </w:rPr>
+      </w:pPr>
+      <w:r>
+        <w:rPr>
+          <w:b/>
+          <w:bCs/>
+        </w:rPr>
+        <w:t>(40%) 추가요소</w:t>
+      </w:r>
+    </w:p>
+    <w:p>
+      <w:pPr>
+        <w:pStyle w:val="a6"/>
+        <w:numPr>
+          <w:ilvl w:val="0"/>
+          <w:numId w:val="6"/>
+        </w:numPr>
+        <w:rPr>
+          <w:rFonts w:hint="eastAsia"/>
+          <w:b/>
+          <w:bCs/>
+        </w:rPr>
+      </w:pPr>
+      <w:r>
+        <w:rPr>
+          <w:b/>
+          <w:bCs/>
+        </w:rPr>
+        <w:t xml:space="preserve">(+10%) </w:t>
+      </w:r>
+      <w:proofErr w:type="spellStart"/>
+      <w:r>
+        <w:rPr>
+          <w:b/>
+          <w:bCs/>
+        </w:rPr>
+        <w:t>몬스터배치및밸런스</w:t>
+      </w:r>
+      <w:proofErr w:type="spellEnd"/>
+      <w:r>
+        <w:rPr>
+          <w:b/>
+          <w:bCs/>
+        </w:rPr>
+        <w:t xml:space="preserve">, </w:t>
+      </w:r>
+      <w:proofErr w:type="spellStart"/>
+      <w:r>
+        <w:rPr>
+          <w:b/>
+          <w:bCs/>
+        </w:rPr>
+        <w:t>맵제작</w:t>
+      </w:r>
+      <w:proofErr w:type="spellEnd"/>
+      <w:r>
+        <w:rPr>
+          <w:b/>
+          <w:bCs/>
+        </w:rPr>
+        <w:t>(</w:t>
+      </w:r>
+      <w:proofErr w:type="spellStart"/>
+      <w:r>
+        <w:rPr>
+          <w:b/>
+          <w:bCs/>
+        </w:rPr>
+        <w:t>게임이쾌적한가</w:t>
+      </w:r>
+      <w:proofErr w:type="spellEnd"/>
+      <w:r>
+        <w:rPr>
+          <w:b/>
+          <w:bCs/>
+        </w:rPr>
+        <w:t xml:space="preserve">? </w:t>
+      </w:r>
+      <w:proofErr w:type="spellStart"/>
+      <w:r>
+        <w:rPr>
+          <w:b/>
+          <w:bCs/>
+        </w:rPr>
+        <w:t>배치가보기에좋은가</w:t>
+      </w:r>
+      <w:proofErr w:type="spellEnd"/>
+      <w:r>
+        <w:rPr>
+          <w:b/>
+          <w:bCs/>
+        </w:rPr>
+        <w:t>? 정성적판단</w:t>
       </w:r>
     </w:p>
     <w:p>
@@ -52,7 +578,23 @@
         </m:r>
       </m:oMath>
       <w:r>
-        <w:t xml:space="preserve"> 맵에 10개의 기본 바이옴(평원, 사막, 설원 등)을 구획하고, Perlin Noise를 적용하여 지형을 절차적으로 생성합니다. </w:t>
+        <w:t xml:space="preserve"> </w:t>
+      </w:r>
+      <w:proofErr w:type="spellStart"/>
+      <w:r>
+        <w:t>맵에</w:t>
+      </w:r>
+      <w:proofErr w:type="spellEnd"/>
+      <w:r>
+        <w:t xml:space="preserve"> 10개의 기본 </w:t>
+      </w:r>
+      <w:proofErr w:type="spellStart"/>
+      <w:r>
+        <w:t>바이옴</w:t>
+      </w:r>
+      <w:proofErr w:type="spellEnd"/>
+      <w:r>
+        <w:t xml:space="preserve">(평원, 사막, 설원 등)을 구획하고, Perlin Noise를 적용하여 지형을 절차적으로 생성합니다. </w:t>
       </w:r>
     </w:p>
     <w:p>
@@ -70,7 +612,15 @@
         <w:t>데이터 분리</w:t>
       </w:r>
       <w:r>
-        <w:t xml:space="preserve">: 지형 데이터는 시각적 렌더링을 위한 타일 데이터와, 서버의 A* 길찾기 및 충돌 검사용 비트마스크(Bitmask) 데이터로 분리하여 관리합니다. </w:t>
+        <w:t xml:space="preserve">: 지형 데이터는 시각적 렌더링을 위한 타일 데이터와, 서버의 A* </w:t>
+      </w:r>
+      <w:proofErr w:type="spellStart"/>
+      <w:r>
+        <w:t>길찾기</w:t>
+      </w:r>
+      <w:proofErr w:type="spellEnd"/>
+      <w:r>
+        <w:t xml:space="preserve"> 및 충돌 검사용 비트마스크(Bitmask) 데이터로 분리하여 관리합니다. </w:t>
       </w:r>
     </w:p>
     <w:p>
@@ -88,7 +638,23 @@
         <w:t>Lua 스크립트 연동</w:t>
       </w:r>
       <w:r>
-        <w:t>: 서버 초기화 시 Lua 스크립트를 호출하여 맵 전체의 몬스터(20만 마리 ) 및 NPC 배치 좌표, 이름, 타입, 레벨 등 모든 스폰 정보 를 로드합니다.</w:t>
+        <w:t xml:space="preserve">: 서버 초기화 시 Lua 스크립트를 호출하여 맵 전체의 몬스터(20만 마리 ) 및 NPC 배치 좌표, 이름, 타입, 레벨 등 모든 </w:t>
+      </w:r>
+      <w:proofErr w:type="spellStart"/>
+      <w:r>
+        <w:t>스폰</w:t>
+      </w:r>
+      <w:proofErr w:type="spellEnd"/>
+      <w:r>
+        <w:t xml:space="preserve"> 정보 를 </w:t>
+      </w:r>
+      <w:proofErr w:type="spellStart"/>
+      <w:r>
+        <w:t>로드합니다</w:t>
+      </w:r>
+      <w:proofErr w:type="spellEnd"/>
+      <w:r>
+        <w:t>.</w:t>
       </w:r>
     </w:p>
     <w:p>
@@ -127,7 +693,21 @@
         <w:rPr>
           <w:rFonts w:hint="eastAsia"/>
         </w:rPr>
-        <w:t xml:space="preserve">0단계: 좀비화 피글린 사냥 -&gt; </w:t>
+        <w:t xml:space="preserve">0단계: 좀비화 </w:t>
+      </w:r>
+      <w:proofErr w:type="spellStart"/>
+      <w:r>
+        <w:rPr>
+          <w:rFonts w:hint="eastAsia"/>
+        </w:rPr>
+        <w:t>피글린</w:t>
+      </w:r>
+      <w:proofErr w:type="spellEnd"/>
+      <w:r>
+        <w:rPr>
+          <w:rFonts w:hint="eastAsia"/>
+        </w:rPr>
+        <w:t xml:space="preserve"> 사냥 -&gt; </w:t>
       </w:r>
       <w:r>
         <w:t xml:space="preserve">1단계: 좀비 사냥 </w:t>
@@ -151,7 +731,15 @@
         <w:t>-&gt;</w:t>
       </w:r>
       <w:r>
-        <w:t xml:space="preserve">3단계: 크리퍼 사냥 </w:t>
+        <w:t xml:space="preserve">3단계: </w:t>
+      </w:r>
+      <w:proofErr w:type="spellStart"/>
+      <w:r>
+        <w:t>크리퍼</w:t>
+      </w:r>
+      <w:proofErr w:type="spellEnd"/>
+      <w:r>
+        <w:t xml:space="preserve"> 사냥 </w:t>
       </w:r>
       <w:r>
         <w:rPr>
@@ -160,7 +748,15 @@
         <w:t>-&gt;</w:t>
       </w:r>
       <w:r>
-        <w:t xml:space="preserve"> 4단계: 엔더맨 사냥 </w:t>
+        <w:t xml:space="preserve"> 4단계: </w:t>
+      </w:r>
+      <w:proofErr w:type="spellStart"/>
+      <w:r>
+        <w:t>엔더맨</w:t>
+      </w:r>
+      <w:proofErr w:type="spellEnd"/>
+      <w:r>
+        <w:t xml:space="preserve"> 사냥 </w:t>
       </w:r>
       <w:r>
         <w:rPr>
@@ -169,7 +765,15 @@
         <w:t xml:space="preserve">-&gt; </w:t>
       </w:r>
       <w:r>
-        <w:t xml:space="preserve">5단계: 보스 엔더드래곤 토벌). </w:t>
+        <w:t xml:space="preserve">5단계: 보스 </w:t>
+      </w:r>
+      <w:proofErr w:type="spellStart"/>
+      <w:r>
+        <w:t>엔더드래곤</w:t>
+      </w:r>
+      <w:proofErr w:type="spellEnd"/>
+      <w:r>
+        <w:t xml:space="preserve"> 토벌). </w:t>
       </w:r>
     </w:p>
     <w:p>
@@ -184,6 +788,7 @@
           <w:b/>
           <w:bCs/>
         </w:rPr>
+        <w:lastRenderedPageBreak/>
         <w:t>NPC 상호작용 및 UI</w:t>
       </w:r>
       <w:r>
@@ -232,7 +837,15 @@
         <w:t>인벤토리 시스템</w:t>
       </w:r>
       <w:r>
-        <w:t xml:space="preserve">: 획득한 전리품(썩은 살점, 뼈다귀 등)의 종류와 누적 개수를 확인할 수 있는 인벤토리를 구현합니다. 몬스터 처치 시 기여도(막타)에 따라 아이템이 지급됩니다. </w:t>
+        <w:t>: 획득한 전리품(썩은 살점, 뼈다귀 등)의 종류와 누적 개수를 확인할 수 있는 인벤토리를 구현합니다. 몬스터 처치 시 기여도(</w:t>
+      </w:r>
+      <w:proofErr w:type="spellStart"/>
+      <w:r>
+        <w:t>막타</w:t>
+      </w:r>
+      <w:proofErr w:type="spellEnd"/>
+      <w:r>
+        <w:t xml:space="preserve">)에 따라 아이템이 지급됩니다. </w:t>
       </w:r>
     </w:p>
     <w:p>
@@ -313,7 +926,15 @@
         <w:t>-&gt;</w:t>
       </w:r>
       <w:r>
-        <w:t xml:space="preserve"> 네더라이트)이 업그레이드됩니다.</w:t>
+        <w:t xml:space="preserve"> </w:t>
+      </w:r>
+      <w:proofErr w:type="spellStart"/>
+      <w:r>
+        <w:t>네더라이트</w:t>
+      </w:r>
+      <w:proofErr w:type="spellEnd"/>
+      <w:r>
+        <w:t>)이 업그레이드됩니다.</w:t>
       </w:r>
     </w:p>
     <w:p>
@@ -331,7 +952,23 @@
         <w:t>즉시 소모 아이템</w:t>
       </w:r>
       <w:r>
-        <w:t xml:space="preserve">: 퀵슬롯(1번)을 통해 즉시 체력을 회복하는 포션 아이템을 구현합니다. </w:t>
+        <w:t xml:space="preserve">: </w:t>
+      </w:r>
+      <w:proofErr w:type="spellStart"/>
+      <w:r>
+        <w:t>퀵슬롯</w:t>
+      </w:r>
+      <w:proofErr w:type="spellEnd"/>
+      <w:r>
+        <w:t xml:space="preserve">(1번)을 통해 즉시 체력을 회복하는 </w:t>
+      </w:r>
+      <w:proofErr w:type="spellStart"/>
+      <w:r>
+        <w:t>포션</w:t>
+      </w:r>
+      <w:proofErr w:type="spellEnd"/>
+      <w:r>
+        <w:t xml:space="preserve"> 아이템을 구현합니다. </w:t>
       </w:r>
     </w:p>
     <w:p>
@@ -388,7 +1025,15 @@
         <w:t>버프 및 범위 공격</w:t>
       </w:r>
       <w:r>
-        <w:t>: 2번 단축키로 일정 시간 공격력을 높여주는 '힘 포션(버프 스킬</w:t>
+        <w:t xml:space="preserve">: 2번 단축키로 일정 시간 공격력을 높여주는 '힘 </w:t>
+      </w:r>
+      <w:proofErr w:type="spellStart"/>
+      <w:r>
+        <w:t>포션</w:t>
+      </w:r>
+      <w:proofErr w:type="spellEnd"/>
+      <w:r>
+        <w:t>(버프 스킬</w:t>
       </w:r>
       <w:r>
         <w:rPr>
@@ -409,7 +1054,15 @@
         <w:t xml:space="preserve"> 1level -&gt; 2level</w:t>
       </w:r>
       <w:r>
-        <w:t xml:space="preserve">)'을 사용하며, 무기 강화 단계에 따라 기본 공격이 다방향 범위 공격으로 진화합니다. </w:t>
+        <w:t xml:space="preserve">)'을 사용하며, 무기 강화 단계에 따라 기본 공격이 </w:t>
+      </w:r>
+      <w:proofErr w:type="spellStart"/>
+      <w:r>
+        <w:t>다방향</w:t>
+      </w:r>
+      <w:proofErr w:type="spellEnd"/>
+      <w:r>
+        <w:t xml:space="preserve"> 범위 공격으로 진화합니다. </w:t>
       </w:r>
     </w:p>
     <w:p>
@@ -427,7 +1080,15 @@
         <w:t>보스 패턴</w:t>
       </w:r>
       <w:r>
-        <w:t xml:space="preserve">: 최종 퀘스트 목표인 '엔더드래곤'은 </w:t>
+        <w:t>: 최종 퀘스트 목표인 '</w:t>
+      </w:r>
+      <w:proofErr w:type="spellStart"/>
+      <w:r>
+        <w:t>엔더드래곤</w:t>
+      </w:r>
+      <w:proofErr w:type="spellEnd"/>
+      <w:r>
+        <w:t xml:space="preserve">'은 </w:t>
       </w:r>
       <w:r>
         <w:rPr>
@@ -481,7 +1142,15 @@
         <w:t xml:space="preserve">2페이즈: </w:t>
       </w:r>
       <w:r>
-        <w:t xml:space="preserve">특정 체력 이하에서 채팅창을 통한 도발(채팅), 돌진(이동), 광역 브레스 </w:t>
+        <w:t xml:space="preserve">특정 체력 이하에서 채팅창을 통한 도발(채팅), 돌진(이동), 광역 </w:t>
+      </w:r>
+      <w:proofErr w:type="spellStart"/>
+      <w:r>
+        <w:t>브레스</w:t>
+      </w:r>
+      <w:proofErr w:type="spellEnd"/>
+      <w:r>
+        <w:t xml:space="preserve"> </w:t>
       </w:r>
     </w:p>
     <w:p>
@@ -502,6 +1171,118 @@
 <file path=word/numbering.xml><?xml version="1.0" encoding="utf-8"?>
 <w:numbering xmlns:wpc="http://schemas.microsoft.com/office/word/2010/wordprocessingCanvas" xmlns:cx="http://schemas.microsoft.com/office/drawing/2014/chartex" xmlns:cx1="http://schemas.microsoft.com/office/drawing/2015/9/8/chartex" xmlns:cx2="http://schemas.microsoft.com/office/drawing/2015/10/21/chartex" xmlns:cx3="http://schemas.microsoft.com/office/drawing/2016/5/9/chartex" xmlns:cx4="http://schemas.microsoft.com/office/drawing/2016/5/10/chartex" xmlns:cx5="http://schemas.microsoft.com/office/drawing/2016/5/11/chartex" xmlns:cx6="http://schemas.microsoft.com/office/drawing/2016/5/12/chartex" xmlns:cx7="http://schemas.microsoft.com/office/drawing/2016/5/13/chartex" xmlns:cx8="http://schemas.microsoft.com/office/drawing/2016/5/14/chartex" xmlns:mc="http://schemas.openxmlformats.org/markup-compatibility/2006" xmlns:aink="http://schemas.microsoft.com/office/drawing/2016/ink" xmlns:am3d="http://schemas.microsoft.com/office/drawing/2017/model3d" xmlns:o="urn:schemas-microsoft-com:office:office" xmlns:oel="http://schemas.microsoft.com/office/2019/extlst" xmlns:r="http://schemas.openxmlformats.org/officeDocument/2006/relationships" xmlns:m="http://schemas.openxmlformats.org/officeDocument/2006/math" xmlns:v="urn:schemas-microsoft-com:vml" xmlns:wp14="http://schemas.microsoft.com/office/word/2010/wordprocessingDrawing" xmlns:wp="http://schemas.openxmlformats.org/drawingml/2006/wordprocessingDrawing" xmlns:w10="urn:schemas-microsoft-com:office:word" xmlns:w="http://schemas.openxmlformats.org/wordprocessingml/2006/main" xmlns:w14="http://schemas.microsoft.com/office/word/2010/wordml" xmlns:w15="http://schemas.microsoft.com/office/word/2012/wordml" xmlns:w16cex="http://schemas.microsoft.com/office/word/2018/wordml/cex" xmlns:w16cid="http://schemas.microsoft.com/office/word/2016/wordml/cid" xmlns:w16="http://schemas.microsoft.com/office/word/2018/wordml" xmlns:w16du="http://schemas.microsoft.com/office/word/2023/wordml/word16du" xmlns:w16sdtdh="http://schemas.microsoft.com/office/word/2020/wordml/sdtdatahash" xmlns:w16sdtfl="http://schemas.microsoft.com/office/word/2024/wordml/sdtformatlock" xmlns:w16se="http://schemas.microsoft.com/office/word/2015/wordml/symex" xmlns:wpg="http://schemas.microsoft.com/office/word/2010/wordprocessingGroup" xmlns:wpi="http://schemas.microsoft.com/office/word/2010/wordprocessingInk" xmlns:wne="http://schemas.microsoft.com/office/word/2006/wordml" xmlns:wps="http://schemas.microsoft.com/office/word/2010/wordprocessingShape" mc:Ignorable="w14 w15 w16se w16cid w16 w16cex w16sdtdh w16sdtfl w16du wp14">
   <w:abstractNum w:abstractNumId="0" w15:restartNumberingAfterBreak="0">
+    <w:nsid w:val="204A0091"/>
+    <w:multiLevelType w:val="hybridMultilevel"/>
+    <w:tmpl w:val="03309312"/>
+    <w:lvl w:ilvl="0" w:tplc="19D8D0E2">
+      <w:numFmt w:val="bullet"/>
+      <w:lvlText w:val="-"/>
+      <w:lvlJc w:val="left"/>
+      <w:pPr>
+        <w:ind w:left="800" w:hanging="360"/>
+      </w:pPr>
+      <w:rPr>
+        <w:rFonts w:ascii="맑은 고딕" w:eastAsia="맑은 고딕" w:hAnsi="맑은 고딕" w:cstheme="minorBidi" w:hint="eastAsia"/>
+      </w:rPr>
+    </w:lvl>
+    <w:lvl w:ilvl="1" w:tplc="04090003" w:tentative="1">
+      <w:start w:val="1"/>
+      <w:numFmt w:val="bullet"/>
+      <w:lvlText w:val=""/>
+      <w:lvlJc w:val="left"/>
+      <w:pPr>
+        <w:ind w:left="1320" w:hanging="440"/>
+      </w:pPr>
+      <w:rPr>
+        <w:rFonts w:ascii="Wingdings" w:hAnsi="Wingdings" w:hint="default"/>
+      </w:rPr>
+    </w:lvl>
+    <w:lvl w:ilvl="2" w:tplc="04090005" w:tentative="1">
+      <w:start w:val="1"/>
+      <w:numFmt w:val="bullet"/>
+      <w:lvlText w:val=""/>
+      <w:lvlJc w:val="left"/>
+      <w:pPr>
+        <w:ind w:left="1760" w:hanging="440"/>
+      </w:pPr>
+      <w:rPr>
+        <w:rFonts w:ascii="Wingdings" w:hAnsi="Wingdings" w:hint="default"/>
+      </w:rPr>
+    </w:lvl>
+    <w:lvl w:ilvl="3" w:tplc="04090001" w:tentative="1">
+      <w:start w:val="1"/>
+      <w:numFmt w:val="bullet"/>
+      <w:lvlText w:val=""/>
+      <w:lvlJc w:val="left"/>
+      <w:pPr>
+        <w:ind w:left="2200" w:hanging="440"/>
+      </w:pPr>
+      <w:rPr>
+        <w:rFonts w:ascii="Wingdings" w:hAnsi="Wingdings" w:hint="default"/>
+      </w:rPr>
+    </w:lvl>
+    <w:lvl w:ilvl="4" w:tplc="04090003" w:tentative="1">
+      <w:start w:val="1"/>
+      <w:numFmt w:val="bullet"/>
+      <w:lvlText w:val=""/>
+      <w:lvlJc w:val="left"/>
+      <w:pPr>
+        <w:ind w:left="2640" w:hanging="440"/>
+      </w:pPr>
+      <w:rPr>
+        <w:rFonts w:ascii="Wingdings" w:hAnsi="Wingdings" w:hint="default"/>
+      </w:rPr>
+    </w:lvl>
+    <w:lvl w:ilvl="5" w:tplc="04090005" w:tentative="1">
+      <w:start w:val="1"/>
+      <w:numFmt w:val="bullet"/>
+      <w:lvlText w:val=""/>
+      <w:lvlJc w:val="left"/>
+      <w:pPr>
+        <w:ind w:left="3080" w:hanging="440"/>
+      </w:pPr>
+      <w:rPr>
+        <w:rFonts w:ascii="Wingdings" w:hAnsi="Wingdings" w:hint="default"/>
+      </w:rPr>
+    </w:lvl>
+    <w:lvl w:ilvl="6" w:tplc="04090001" w:tentative="1">
+      <w:start w:val="1"/>
+      <w:numFmt w:val="bullet"/>
+      <w:lvlText w:val=""/>
+      <w:lvlJc w:val="left"/>
+      <w:pPr>
+        <w:ind w:left="3520" w:hanging="440"/>
+      </w:pPr>
+      <w:rPr>
+        <w:rFonts w:ascii="Wingdings" w:hAnsi="Wingdings" w:hint="default"/>
+      </w:rPr>
+    </w:lvl>
+    <w:lvl w:ilvl="7" w:tplc="04090003" w:tentative="1">
+      <w:start w:val="1"/>
+      <w:numFmt w:val="bullet"/>
+      <w:lvlText w:val=""/>
+      <w:lvlJc w:val="left"/>
+      <w:pPr>
+        <w:ind w:left="3960" w:hanging="440"/>
+      </w:pPr>
+      <w:rPr>
+        <w:rFonts w:ascii="Wingdings" w:hAnsi="Wingdings" w:hint="default"/>
+      </w:rPr>
+    </w:lvl>
+    <w:lvl w:ilvl="8" w:tplc="04090005" w:tentative="1">
+      <w:start w:val="1"/>
+      <w:numFmt w:val="bullet"/>
+      <w:lvlText w:val=""/>
+      <w:lvlJc w:val="left"/>
+      <w:pPr>
+        <w:ind w:left="4400" w:hanging="440"/>
+      </w:pPr>
+      <w:rPr>
+        <w:rFonts w:ascii="Wingdings" w:hAnsi="Wingdings" w:hint="default"/>
+      </w:rPr>
+    </w:lvl>
+  </w:abstractNum>
+  <w:abstractNum w:abstractNumId="1" w15:restartNumberingAfterBreak="0">
     <w:nsid w:val="29086086"/>
     <w:multiLevelType w:val="multilevel"/>
     <w:tmpl w:val="909A09D8"/>
@@ -650,7 +1431,7 @@
       </w:rPr>
     </w:lvl>
   </w:abstractNum>
-  <w:abstractNum w:abstractNumId="1" w15:restartNumberingAfterBreak="0">
+  <w:abstractNum w:abstractNumId="2" w15:restartNumberingAfterBreak="0">
     <w:nsid w:val="309621F8"/>
     <w:multiLevelType w:val="multilevel"/>
     <w:tmpl w:val="ACF2697E"/>
@@ -799,7 +1580,119 @@
       </w:rPr>
     </w:lvl>
   </w:abstractNum>
-  <w:abstractNum w:abstractNumId="2" w15:restartNumberingAfterBreak="0">
+  <w:abstractNum w:abstractNumId="3" w15:restartNumberingAfterBreak="0">
+    <w:nsid w:val="47AA7B09"/>
+    <w:multiLevelType w:val="hybridMultilevel"/>
+    <w:tmpl w:val="53D44BFA"/>
+    <w:lvl w:ilvl="0" w:tplc="D6144BF4">
+      <w:numFmt w:val="bullet"/>
+      <w:lvlText w:val="-"/>
+      <w:lvlJc w:val="left"/>
+      <w:pPr>
+        <w:ind w:left="800" w:hanging="360"/>
+      </w:pPr>
+      <w:rPr>
+        <w:rFonts w:ascii="맑은 고딕" w:eastAsia="맑은 고딕" w:hAnsi="맑은 고딕" w:cstheme="minorBidi" w:hint="eastAsia"/>
+      </w:rPr>
+    </w:lvl>
+    <w:lvl w:ilvl="1" w:tplc="04090003" w:tentative="1">
+      <w:start w:val="1"/>
+      <w:numFmt w:val="bullet"/>
+      <w:lvlText w:val=""/>
+      <w:lvlJc w:val="left"/>
+      <w:pPr>
+        <w:ind w:left="1320" w:hanging="440"/>
+      </w:pPr>
+      <w:rPr>
+        <w:rFonts w:ascii="Wingdings" w:hAnsi="Wingdings" w:hint="default"/>
+      </w:rPr>
+    </w:lvl>
+    <w:lvl w:ilvl="2" w:tplc="04090005" w:tentative="1">
+      <w:start w:val="1"/>
+      <w:numFmt w:val="bullet"/>
+      <w:lvlText w:val=""/>
+      <w:lvlJc w:val="left"/>
+      <w:pPr>
+        <w:ind w:left="1760" w:hanging="440"/>
+      </w:pPr>
+      <w:rPr>
+        <w:rFonts w:ascii="Wingdings" w:hAnsi="Wingdings" w:hint="default"/>
+      </w:rPr>
+    </w:lvl>
+    <w:lvl w:ilvl="3" w:tplc="04090001" w:tentative="1">
+      <w:start w:val="1"/>
+      <w:numFmt w:val="bullet"/>
+      <w:lvlText w:val=""/>
+      <w:lvlJc w:val="left"/>
+      <w:pPr>
+        <w:ind w:left="2200" w:hanging="440"/>
+      </w:pPr>
+      <w:rPr>
+        <w:rFonts w:ascii="Wingdings" w:hAnsi="Wingdings" w:hint="default"/>
+      </w:rPr>
+    </w:lvl>
+    <w:lvl w:ilvl="4" w:tplc="04090003" w:tentative="1">
+      <w:start w:val="1"/>
+      <w:numFmt w:val="bullet"/>
+      <w:lvlText w:val=""/>
+      <w:lvlJc w:val="left"/>
+      <w:pPr>
+        <w:ind w:left="2640" w:hanging="440"/>
+      </w:pPr>
+      <w:rPr>
+        <w:rFonts w:ascii="Wingdings" w:hAnsi="Wingdings" w:hint="default"/>
+      </w:rPr>
+    </w:lvl>
+    <w:lvl w:ilvl="5" w:tplc="04090005" w:tentative="1">
+      <w:start w:val="1"/>
+      <w:numFmt w:val="bullet"/>
+      <w:lvlText w:val=""/>
+      <w:lvlJc w:val="left"/>
+      <w:pPr>
+        <w:ind w:left="3080" w:hanging="440"/>
+      </w:pPr>
+      <w:rPr>
+        <w:rFonts w:ascii="Wingdings" w:hAnsi="Wingdings" w:hint="default"/>
+      </w:rPr>
+    </w:lvl>
+    <w:lvl w:ilvl="6" w:tplc="04090001" w:tentative="1">
+      <w:start w:val="1"/>
+      <w:numFmt w:val="bullet"/>
+      <w:lvlText w:val=""/>
+      <w:lvlJc w:val="left"/>
+      <w:pPr>
+        <w:ind w:left="3520" w:hanging="440"/>
+      </w:pPr>
+      <w:rPr>
+        <w:rFonts w:ascii="Wingdings" w:hAnsi="Wingdings" w:hint="default"/>
+      </w:rPr>
+    </w:lvl>
+    <w:lvl w:ilvl="7" w:tplc="04090003" w:tentative="1">
+      <w:start w:val="1"/>
+      <w:numFmt w:val="bullet"/>
+      <w:lvlText w:val=""/>
+      <w:lvlJc w:val="left"/>
+      <w:pPr>
+        <w:ind w:left="3960" w:hanging="440"/>
+      </w:pPr>
+      <w:rPr>
+        <w:rFonts w:ascii="Wingdings" w:hAnsi="Wingdings" w:hint="default"/>
+      </w:rPr>
+    </w:lvl>
+    <w:lvl w:ilvl="8" w:tplc="04090005" w:tentative="1">
+      <w:start w:val="1"/>
+      <w:numFmt w:val="bullet"/>
+      <w:lvlText w:val=""/>
+      <w:lvlJc w:val="left"/>
+      <w:pPr>
+        <w:ind w:left="4400" w:hanging="440"/>
+      </w:pPr>
+      <w:rPr>
+        <w:rFonts w:ascii="Wingdings" w:hAnsi="Wingdings" w:hint="default"/>
+      </w:rPr>
+    </w:lvl>
+  </w:abstractNum>
+  <w:abstractNum w:abstractNumId="4" w15:restartNumberingAfterBreak="0">
     <w:nsid w:val="6A604161"/>
     <w:multiLevelType w:val="multilevel"/>
     <w:tmpl w:val="BEF09B0A"/>
@@ -948,7 +1841,7 @@
       </w:rPr>
     </w:lvl>
   </w:abstractNum>
-  <w:abstractNum w:abstractNumId="3" w15:restartNumberingAfterBreak="0">
+  <w:abstractNum w:abstractNumId="5" w15:restartNumberingAfterBreak="0">
     <w:nsid w:val="7BD90014"/>
     <w:multiLevelType w:val="multilevel"/>
     <w:tmpl w:val="7D128EE6"/>
@@ -1098,15 +1991,21 @@
     </w:lvl>
   </w:abstractNum>
   <w:num w:numId="1" w16cid:durableId="1112701229">
+    <w:abstractNumId w:val="2"/>
+  </w:num>
+  <w:num w:numId="2" w16cid:durableId="1408111402">
+    <w:abstractNumId w:val="5"/>
+  </w:num>
+  <w:num w:numId="3" w16cid:durableId="837114639">
+    <w:abstractNumId w:val="4"/>
+  </w:num>
+  <w:num w:numId="4" w16cid:durableId="2136367353">
     <w:abstractNumId w:val="1"/>
   </w:num>
-  <w:num w:numId="2" w16cid:durableId="1408111402">
+  <w:num w:numId="5" w16cid:durableId="899484548">
     <w:abstractNumId w:val="3"/>
   </w:num>
-  <w:num w:numId="3" w16cid:durableId="837114639">
-    <w:abstractNumId w:val="2"/>
-  </w:num>
-  <w:num w:numId="4" w16cid:durableId="2136367353">
+  <w:num w:numId="6" w16cid:durableId="195655461">
     <w:abstractNumId w:val="0"/>
   </w:num>
 </w:numbering>
@@ -1719,7 +2618,6 @@
   <w:style w:type="character" w:default="1" w:styleId="a0">
     <w:name w:val="Default Paragraph Font"/>
     <w:uiPriority w:val="1"/>
-    <w:semiHidden/>
     <w:unhideWhenUsed/>
   </w:style>
   <w:style w:type="table" w:default="1" w:styleId="a1">

--- a/텀프로젝트/텀프로젝트 추가 기획서.docx
+++ b/텀프로젝트/텀프로젝트 추가 기획서.docx
@@ -14,23 +14,7 @@
           <w:b/>
           <w:bCs/>
         </w:rPr>
-        <w:t xml:space="preserve">Simplest MMORPG </w:t>
-      </w:r>
-      <w:proofErr w:type="spellStart"/>
-      <w:r>
-        <w:rPr>
-          <w:b/>
-          <w:bCs/>
-        </w:rPr>
-        <w:t>텀프로젝트</w:t>
-      </w:r>
-      <w:proofErr w:type="spellEnd"/>
-      <w:r>
-        <w:rPr>
-          <w:b/>
-          <w:bCs/>
-        </w:rPr>
-        <w:t xml:space="preserve"> 추가 기획서 (마인크래프트 2D RPG)</w:t>
+        <w:t>Simplest MMORPG 텀프로젝트 추가 기획서 (마인크래프트 2D RPG)</w:t>
       </w:r>
     </w:p>
     <w:p>
@@ -118,21 +102,12 @@
           <w:bCs/>
         </w:rPr>
       </w:pPr>
-      <w:proofErr w:type="spellStart"/>
-      <w:r>
-        <w:rPr>
-          <w:b/>
-          <w:bCs/>
-        </w:rPr>
-        <w:t>랙은없는가</w:t>
-      </w:r>
-      <w:proofErr w:type="spellEnd"/>
-      <w:r>
-        <w:rPr>
-          <w:b/>
-          <w:bCs/>
-        </w:rPr>
-        <w:t>?</w:t>
+      <w:r>
+        <w:rPr>
+          <w:b/>
+          <w:bCs/>
+        </w:rPr>
+        <w:t>랙은없는가?</w:t>
       </w:r>
     </w:p>
     <w:p>
@@ -192,21 +167,12 @@
         </w:rPr>
         <w:t xml:space="preserve"> </w:t>
       </w:r>
-      <w:proofErr w:type="spellStart"/>
-      <w:r>
-        <w:rPr>
-          <w:b/>
-          <w:bCs/>
-        </w:rPr>
-        <w:t>동접</w:t>
-      </w:r>
-      <w:proofErr w:type="spellEnd"/>
-      <w:r>
-        <w:rPr>
-          <w:b/>
-          <w:bCs/>
-        </w:rPr>
-        <w:t>: PC한대에</w:t>
+      <w:r>
+        <w:rPr>
+          <w:b/>
+          <w:bCs/>
+        </w:rPr>
+        <w:t>동접: PC한대에</w:t>
       </w:r>
       <w:r>
         <w:rPr>
@@ -331,39 +297,7 @@
           <w:b/>
           <w:bCs/>
         </w:rPr>
-        <w:t xml:space="preserve">판단기준: </w:t>
-      </w:r>
-      <w:proofErr w:type="spellStart"/>
-      <w:r>
-        <w:rPr>
-          <w:b/>
-          <w:bCs/>
-        </w:rPr>
-        <w:t>동접</w:t>
-      </w:r>
-      <w:proofErr w:type="spellEnd"/>
-      <w:r>
-        <w:rPr>
-          <w:b/>
-          <w:bCs/>
-        </w:rPr>
-        <w:t>5000 (</w:t>
-      </w:r>
-      <w:proofErr w:type="spellStart"/>
-      <w:r>
-        <w:rPr>
-          <w:b/>
-          <w:bCs/>
-        </w:rPr>
-        <w:t>구현컨텐츠고려</w:t>
-      </w:r>
-      <w:proofErr w:type="spellEnd"/>
-      <w:r>
-        <w:rPr>
-          <w:b/>
-          <w:bCs/>
-        </w:rPr>
-        <w:t xml:space="preserve">) </w:t>
+        <w:t xml:space="preserve">판단기준: 동접5000 (구현컨텐츠고려) </w:t>
       </w:r>
     </w:p>
     <w:p>
@@ -393,7 +327,6 @@
           <w:bCs/>
         </w:rPr>
       </w:pPr>
-      <w:proofErr w:type="spellStart"/>
       <w:r>
         <w:rPr>
           <w:b/>
@@ -401,7 +334,6 @@
         </w:rPr>
         <w:t>게임기획서제출</w:t>
       </w:r>
-      <w:proofErr w:type="spellEnd"/>
     </w:p>
     <w:p>
       <w:pPr>
@@ -466,81 +398,16 @@
           <w:numId w:val="6"/>
         </w:numPr>
         <w:rPr>
-          <w:rFonts w:hint="eastAsia"/>
-          <w:b/>
-          <w:bCs/>
-        </w:rPr>
-      </w:pPr>
-      <w:r>
-        <w:rPr>
-          <w:b/>
-          <w:bCs/>
-        </w:rPr>
-        <w:t xml:space="preserve">(+10%) </w:t>
-      </w:r>
-      <w:proofErr w:type="spellStart"/>
-      <w:r>
-        <w:rPr>
-          <w:b/>
-          <w:bCs/>
-        </w:rPr>
-        <w:t>몬스터배치및밸런스</w:t>
-      </w:r>
-      <w:proofErr w:type="spellEnd"/>
-      <w:r>
-        <w:rPr>
-          <w:b/>
-          <w:bCs/>
-        </w:rPr>
-        <w:t xml:space="preserve">, </w:t>
-      </w:r>
-      <w:proofErr w:type="spellStart"/>
-      <w:r>
-        <w:rPr>
-          <w:b/>
-          <w:bCs/>
-        </w:rPr>
-        <w:t>맵제작</w:t>
-      </w:r>
-      <w:proofErr w:type="spellEnd"/>
-      <w:r>
-        <w:rPr>
-          <w:b/>
-          <w:bCs/>
-        </w:rPr>
-        <w:t>(</w:t>
-      </w:r>
-      <w:proofErr w:type="spellStart"/>
-      <w:r>
-        <w:rPr>
-          <w:b/>
-          <w:bCs/>
-        </w:rPr>
-        <w:t>게임이쾌적한가</w:t>
-      </w:r>
-      <w:proofErr w:type="spellEnd"/>
-      <w:r>
-        <w:rPr>
-          <w:b/>
-          <w:bCs/>
-        </w:rPr>
-        <w:t xml:space="preserve">? </w:t>
-      </w:r>
-      <w:proofErr w:type="spellStart"/>
-      <w:r>
-        <w:rPr>
-          <w:b/>
-          <w:bCs/>
-        </w:rPr>
-        <w:t>배치가보기에좋은가</w:t>
-      </w:r>
-      <w:proofErr w:type="spellEnd"/>
-      <w:r>
-        <w:rPr>
-          <w:b/>
-          <w:bCs/>
-        </w:rPr>
-        <w:t>? 정성적판단</w:t>
+          <w:b/>
+          <w:bCs/>
+        </w:rPr>
+      </w:pPr>
+      <w:r>
+        <w:rPr>
+          <w:b/>
+          <w:bCs/>
+        </w:rPr>
+        <w:t>(+10%) 몬스터배치및밸런스, 맵제작(게임이쾌적한가? 배치가보기에좋은가? 정성적판단</w:t>
       </w:r>
     </w:p>
     <w:p>
@@ -578,23 +445,7 @@
         </m:r>
       </m:oMath>
       <w:r>
-        <w:t xml:space="preserve"> </w:t>
-      </w:r>
-      <w:proofErr w:type="spellStart"/>
-      <w:r>
-        <w:t>맵에</w:t>
-      </w:r>
-      <w:proofErr w:type="spellEnd"/>
-      <w:r>
-        <w:t xml:space="preserve"> 10개의 기본 </w:t>
-      </w:r>
-      <w:proofErr w:type="spellStart"/>
-      <w:r>
-        <w:t>바이옴</w:t>
-      </w:r>
-      <w:proofErr w:type="spellEnd"/>
-      <w:r>
-        <w:t xml:space="preserve">(평원, 사막, 설원 등)을 구획하고, Perlin Noise를 적용하여 지형을 절차적으로 생성합니다. </w:t>
+        <w:t xml:space="preserve"> 맵에 10개의 기본 바이옴(평원, 사막, 설원 등)을 구획하고, Perlin Noise를 적용하여 지형을 절차적으로 생성합니다. </w:t>
       </w:r>
     </w:p>
     <w:p>
@@ -612,15 +463,7 @@
         <w:t>데이터 분리</w:t>
       </w:r>
       <w:r>
-        <w:t xml:space="preserve">: 지형 데이터는 시각적 렌더링을 위한 타일 데이터와, 서버의 A* </w:t>
-      </w:r>
-      <w:proofErr w:type="spellStart"/>
-      <w:r>
-        <w:t>길찾기</w:t>
-      </w:r>
-      <w:proofErr w:type="spellEnd"/>
-      <w:r>
-        <w:t xml:space="preserve"> 및 충돌 검사용 비트마스크(Bitmask) 데이터로 분리하여 관리합니다. </w:t>
+        <w:t xml:space="preserve">: 지형 데이터는 시각적 렌더링을 위한 타일 데이터와, 서버의 A* 길찾기 및 충돌 검사용 비트마스크(Bitmask) 데이터로 분리하여 관리합니다. </w:t>
       </w:r>
     </w:p>
     <w:p>
@@ -638,23 +481,7 @@
         <w:t>Lua 스크립트 연동</w:t>
       </w:r>
       <w:r>
-        <w:t xml:space="preserve">: 서버 초기화 시 Lua 스크립트를 호출하여 맵 전체의 몬스터(20만 마리 ) 및 NPC 배치 좌표, 이름, 타입, 레벨 등 모든 </w:t>
-      </w:r>
-      <w:proofErr w:type="spellStart"/>
-      <w:r>
-        <w:t>스폰</w:t>
-      </w:r>
-      <w:proofErr w:type="spellEnd"/>
-      <w:r>
-        <w:t xml:space="preserve"> 정보 를 </w:t>
-      </w:r>
-      <w:proofErr w:type="spellStart"/>
-      <w:r>
-        <w:t>로드합니다</w:t>
-      </w:r>
-      <w:proofErr w:type="spellEnd"/>
-      <w:r>
-        <w:t>.</w:t>
+        <w:t>: 서버 초기화 시 Lua 스크립트를 호출하여 맵 전체의 몬스터(20만 마리 ) 및 NPC 배치 좌표, 이름, 타입, 레벨 등 모든 스폰 정보 를 로드합니다.</w:t>
       </w:r>
     </w:p>
     <w:p>
@@ -693,16 +520,14 @@
         <w:rPr>
           <w:rFonts w:hint="eastAsia"/>
         </w:rPr>
-        <w:t xml:space="preserve">0단계: 좀비화 </w:t>
-      </w:r>
-      <w:proofErr w:type="spellStart"/>
-      <w:r>
-        <w:rPr>
-          <w:rFonts w:hint="eastAsia"/>
-        </w:rPr>
-        <w:t>피글린</w:t>
-      </w:r>
-      <w:proofErr w:type="spellEnd"/>
+        <w:t xml:space="preserve">0단계: </w:t>
+      </w:r>
+      <w:r>
+        <w:rPr>
+          <w:rFonts w:hint="eastAsia"/>
+        </w:rPr>
+        <w:t>철골렘</w:t>
+      </w:r>
       <w:r>
         <w:rPr>
           <w:rFonts w:hint="eastAsia"/>
@@ -731,15 +556,7 @@
         <w:t>-&gt;</w:t>
       </w:r>
       <w:r>
-        <w:t xml:space="preserve">3단계: </w:t>
-      </w:r>
-      <w:proofErr w:type="spellStart"/>
-      <w:r>
-        <w:t>크리퍼</w:t>
-      </w:r>
-      <w:proofErr w:type="spellEnd"/>
-      <w:r>
-        <w:t xml:space="preserve"> 사냥 </w:t>
+        <w:t xml:space="preserve">3단계: 크리퍼 사냥 </w:t>
       </w:r>
       <w:r>
         <w:rPr>
@@ -748,15 +565,7 @@
         <w:t>-&gt;</w:t>
       </w:r>
       <w:r>
-        <w:t xml:space="preserve"> 4단계: </w:t>
-      </w:r>
-      <w:proofErr w:type="spellStart"/>
-      <w:r>
-        <w:t>엔더맨</w:t>
-      </w:r>
-      <w:proofErr w:type="spellEnd"/>
-      <w:r>
-        <w:t xml:space="preserve"> 사냥 </w:t>
+        <w:t xml:space="preserve"> 4단계: 엔더맨 사냥 </w:t>
       </w:r>
       <w:r>
         <w:rPr>
@@ -765,15 +574,7 @@
         <w:t xml:space="preserve">-&gt; </w:t>
       </w:r>
       <w:r>
-        <w:t xml:space="preserve">5단계: 보스 </w:t>
-      </w:r>
-      <w:proofErr w:type="spellStart"/>
-      <w:r>
-        <w:t>엔더드래곤</w:t>
-      </w:r>
-      <w:proofErr w:type="spellEnd"/>
-      <w:r>
-        <w:t xml:space="preserve"> 토벌). </w:t>
+        <w:t xml:space="preserve">5단계: 보스 엔더드래곤 토벌). </w:t>
       </w:r>
     </w:p>
     <w:p>
@@ -837,15 +638,7 @@
         <w:t>인벤토리 시스템</w:t>
       </w:r>
       <w:r>
-        <w:t>: 획득한 전리품(썩은 살점, 뼈다귀 등)의 종류와 누적 개수를 확인할 수 있는 인벤토리를 구현합니다. 몬스터 처치 시 기여도(</w:t>
-      </w:r>
-      <w:proofErr w:type="spellStart"/>
-      <w:r>
-        <w:t>막타</w:t>
-      </w:r>
-      <w:proofErr w:type="spellEnd"/>
-      <w:r>
-        <w:t xml:space="preserve">)에 따라 아이템이 지급됩니다. </w:t>
+        <w:t xml:space="preserve">: 획득한 전리품(썩은 살점, 뼈다귀 등)의 종류와 누적 개수를 확인할 수 있는 인벤토리를 구현합니다. 몬스터 처치 시 기여도(막타)에 따라 아이템이 지급됩니다. </w:t>
       </w:r>
     </w:p>
     <w:p>
@@ -926,15 +719,7 @@
         <w:t>-&gt;</w:t>
       </w:r>
       <w:r>
-        <w:t xml:space="preserve"> </w:t>
-      </w:r>
-      <w:proofErr w:type="spellStart"/>
-      <w:r>
-        <w:t>네더라이트</w:t>
-      </w:r>
-      <w:proofErr w:type="spellEnd"/>
-      <w:r>
-        <w:t>)이 업그레이드됩니다.</w:t>
+        <w:t xml:space="preserve"> 네더라이트)이 업그레이드됩니다.</w:t>
       </w:r>
     </w:p>
     <w:p>
@@ -952,23 +737,7 @@
         <w:t>즉시 소모 아이템</w:t>
       </w:r>
       <w:r>
-        <w:t xml:space="preserve">: </w:t>
-      </w:r>
-      <w:proofErr w:type="spellStart"/>
-      <w:r>
-        <w:t>퀵슬롯</w:t>
-      </w:r>
-      <w:proofErr w:type="spellEnd"/>
-      <w:r>
-        <w:t xml:space="preserve">(1번)을 통해 즉시 체력을 회복하는 </w:t>
-      </w:r>
-      <w:proofErr w:type="spellStart"/>
-      <w:r>
-        <w:t>포션</w:t>
-      </w:r>
-      <w:proofErr w:type="spellEnd"/>
-      <w:r>
-        <w:t xml:space="preserve"> 아이템을 구현합니다. </w:t>
+        <w:t xml:space="preserve">: 퀵슬롯(1번)을 통해 즉시 체력을 회복하는 포션 아이템을 구현합니다. </w:t>
       </w:r>
     </w:p>
     <w:p>
@@ -979,16 +748,10 @@
         <w:autoSpaceDN/>
       </w:pPr>
       <w:r>
-        <w:br w:type="page"/>
-      </w:r>
-    </w:p>
-    <w:p>
-      <w:r>
-        <w:rPr>
-          <w:b/>
-          <w:bCs/>
-        </w:rPr>
-        <w:lastRenderedPageBreak/>
+        <w:rPr>
+          <w:b/>
+          <w:bCs/>
+        </w:rPr>
         <w:t>4. 스킬 및 보스 전투 시스템</w:t>
       </w:r>
     </w:p>
@@ -1025,15 +788,7 @@
         <w:t>버프 및 범위 공격</w:t>
       </w:r>
       <w:r>
-        <w:t xml:space="preserve">: 2번 단축키로 일정 시간 공격력을 높여주는 '힘 </w:t>
-      </w:r>
-      <w:proofErr w:type="spellStart"/>
-      <w:r>
-        <w:t>포션</w:t>
-      </w:r>
-      <w:proofErr w:type="spellEnd"/>
-      <w:r>
-        <w:t>(버프 스킬</w:t>
+        <w:t>: 2번 단축키로 일정 시간 공격력을 높여주는 '힘 포션(버프 스킬</w:t>
       </w:r>
       <w:r>
         <w:rPr>
@@ -1054,15 +809,7 @@
         <w:t xml:space="preserve"> 1level -&gt; 2level</w:t>
       </w:r>
       <w:r>
-        <w:t xml:space="preserve">)'을 사용하며, 무기 강화 단계에 따라 기본 공격이 </w:t>
-      </w:r>
-      <w:proofErr w:type="spellStart"/>
-      <w:r>
-        <w:t>다방향</w:t>
-      </w:r>
-      <w:proofErr w:type="spellEnd"/>
-      <w:r>
-        <w:t xml:space="preserve"> 범위 공격으로 진화합니다. </w:t>
+        <w:t xml:space="preserve">)'을 사용하며, 무기 강화 단계에 따라 기본 공격이 다방향 범위 공격으로 진화합니다. </w:t>
       </w:r>
     </w:p>
     <w:p>
@@ -1080,15 +827,7 @@
         <w:t>보스 패턴</w:t>
       </w:r>
       <w:r>
-        <w:t>: 최종 퀘스트 목표인 '</w:t>
-      </w:r>
-      <w:proofErr w:type="spellStart"/>
-      <w:r>
-        <w:t>엔더드래곤</w:t>
-      </w:r>
-      <w:proofErr w:type="spellEnd"/>
-      <w:r>
-        <w:t xml:space="preserve">'은 </w:t>
+        <w:t xml:space="preserve">: 최종 퀘스트 목표인 '엔더드래곤'은 </w:t>
       </w:r>
       <w:r>
         <w:rPr>
@@ -1142,15 +881,7 @@
         <w:t xml:space="preserve">2페이즈: </w:t>
       </w:r>
       <w:r>
-        <w:t xml:space="preserve">특정 체력 이하에서 채팅창을 통한 도발(채팅), 돌진(이동), 광역 </w:t>
-      </w:r>
-      <w:proofErr w:type="spellStart"/>
-      <w:r>
-        <w:t>브레스</w:t>
-      </w:r>
-      <w:proofErr w:type="spellEnd"/>
-      <w:r>
-        <w:t xml:space="preserve"> </w:t>
+        <w:t xml:space="preserve">특정 체력 이하에서 채팅창을 통한 도발(채팅), 돌진(이동), 광역 브레스 </w:t>
       </w:r>
     </w:p>
     <w:p>
@@ -2618,6 +2349,7 @@
   <w:style w:type="character" w:default="1" w:styleId="a0">
     <w:name w:val="Default Paragraph Font"/>
     <w:uiPriority w:val="1"/>
+    <w:semiHidden/>
     <w:unhideWhenUsed/>
   </w:style>
   <w:style w:type="table" w:default="1" w:styleId="a1">

--- a/텀프로젝트/텀프로젝트 추가 기획서.docx
+++ b/텀프로젝트/텀프로젝트 추가 기획서.docx
@@ -14,7 +14,23 @@
           <w:b/>
           <w:bCs/>
         </w:rPr>
-        <w:t>Simplest MMORPG 텀프로젝트 추가 기획서 (마인크래프트 2D RPG)</w:t>
+        <w:t xml:space="preserve">Simplest MMORPG </w:t>
+      </w:r>
+      <w:proofErr w:type="spellStart"/>
+      <w:r>
+        <w:rPr>
+          <w:b/>
+          <w:bCs/>
+        </w:rPr>
+        <w:t>텀프로젝트</w:t>
+      </w:r>
+      <w:proofErr w:type="spellEnd"/>
+      <w:r>
+        <w:rPr>
+          <w:b/>
+          <w:bCs/>
+        </w:rPr>
+        <w:t xml:space="preserve"> 추가 기획서 (마인크래프트 2D RPG)</w:t>
       </w:r>
     </w:p>
     <w:p>
@@ -102,12 +118,21 @@
           <w:bCs/>
         </w:rPr>
       </w:pPr>
-      <w:r>
-        <w:rPr>
-          <w:b/>
-          <w:bCs/>
-        </w:rPr>
-        <w:t>랙은없는가?</w:t>
+      <w:proofErr w:type="spellStart"/>
+      <w:r>
+        <w:rPr>
+          <w:b/>
+          <w:bCs/>
+        </w:rPr>
+        <w:t>랙은없는가</w:t>
+      </w:r>
+      <w:proofErr w:type="spellEnd"/>
+      <w:r>
+        <w:rPr>
+          <w:b/>
+          <w:bCs/>
+        </w:rPr>
+        <w:t>?</w:t>
       </w:r>
     </w:p>
     <w:p>
@@ -167,12 +192,21 @@
         </w:rPr>
         <w:t xml:space="preserve"> </w:t>
       </w:r>
-      <w:r>
-        <w:rPr>
-          <w:b/>
-          <w:bCs/>
-        </w:rPr>
-        <w:t>동접: PC한대에</w:t>
+      <w:proofErr w:type="spellStart"/>
+      <w:r>
+        <w:rPr>
+          <w:b/>
+          <w:bCs/>
+        </w:rPr>
+        <w:t>동접</w:t>
+      </w:r>
+      <w:proofErr w:type="spellEnd"/>
+      <w:r>
+        <w:rPr>
+          <w:b/>
+          <w:bCs/>
+        </w:rPr>
+        <w:t>: PC한대에</w:t>
       </w:r>
       <w:r>
         <w:rPr>
@@ -297,7 +331,39 @@
           <w:b/>
           <w:bCs/>
         </w:rPr>
-        <w:t xml:space="preserve">판단기준: 동접5000 (구현컨텐츠고려) </w:t>
+        <w:t xml:space="preserve">판단기준: </w:t>
+      </w:r>
+      <w:proofErr w:type="spellStart"/>
+      <w:r>
+        <w:rPr>
+          <w:b/>
+          <w:bCs/>
+        </w:rPr>
+        <w:t>동접</w:t>
+      </w:r>
+      <w:proofErr w:type="spellEnd"/>
+      <w:r>
+        <w:rPr>
+          <w:b/>
+          <w:bCs/>
+        </w:rPr>
+        <w:t>5000 (</w:t>
+      </w:r>
+      <w:proofErr w:type="spellStart"/>
+      <w:r>
+        <w:rPr>
+          <w:b/>
+          <w:bCs/>
+        </w:rPr>
+        <w:t>구현컨텐츠고려</w:t>
+      </w:r>
+      <w:proofErr w:type="spellEnd"/>
+      <w:r>
+        <w:rPr>
+          <w:b/>
+          <w:bCs/>
+        </w:rPr>
+        <w:t xml:space="preserve">) </w:t>
       </w:r>
     </w:p>
     <w:p>
@@ -327,6 +393,7 @@
           <w:bCs/>
         </w:rPr>
       </w:pPr>
+      <w:proofErr w:type="spellStart"/>
       <w:r>
         <w:rPr>
           <w:b/>
@@ -334,6 +401,7 @@
         </w:rPr>
         <w:t>게임기획서제출</w:t>
       </w:r>
+      <w:proofErr w:type="spellEnd"/>
     </w:p>
     <w:p>
       <w:pPr>
@@ -407,7 +475,113 @@
           <w:b/>
           <w:bCs/>
         </w:rPr>
-        <w:t>(+10%) 몬스터배치및밸런스, 맵제작(게임이쾌적한가? 배치가보기에좋은가? 정성적판단</w:t>
+        <w:t>(+10%) 몬스터</w:t>
+      </w:r>
+      <w:r>
+        <w:rPr>
+          <w:rFonts w:hint="eastAsia"/>
+          <w:b/>
+          <w:bCs/>
+        </w:rPr>
+        <w:t xml:space="preserve"> </w:t>
+      </w:r>
+      <w:r>
+        <w:rPr>
+          <w:b/>
+          <w:bCs/>
+        </w:rPr>
+        <w:t>배치</w:t>
+      </w:r>
+      <w:r>
+        <w:rPr>
+          <w:rFonts w:hint="eastAsia"/>
+          <w:b/>
+          <w:bCs/>
+        </w:rPr>
+        <w:t xml:space="preserve"> </w:t>
+      </w:r>
+      <w:r>
+        <w:rPr>
+          <w:b/>
+          <w:bCs/>
+        </w:rPr>
+        <w:t>및</w:t>
+      </w:r>
+      <w:r>
+        <w:rPr>
+          <w:rFonts w:hint="eastAsia"/>
+          <w:b/>
+          <w:bCs/>
+        </w:rPr>
+        <w:t xml:space="preserve"> </w:t>
+      </w:r>
+      <w:r>
+        <w:rPr>
+          <w:b/>
+          <w:bCs/>
+        </w:rPr>
+        <w:t xml:space="preserve">밸런스, </w:t>
+      </w:r>
+      <w:proofErr w:type="spellStart"/>
+      <w:r>
+        <w:rPr>
+          <w:b/>
+          <w:bCs/>
+        </w:rPr>
+        <w:t>맵제작</w:t>
+      </w:r>
+      <w:proofErr w:type="spellEnd"/>
+      <w:r>
+        <w:rPr>
+          <w:b/>
+          <w:bCs/>
+        </w:rPr>
+        <w:t>(게임이</w:t>
+      </w:r>
+      <w:r>
+        <w:rPr>
+          <w:rFonts w:hint="eastAsia"/>
+          <w:b/>
+          <w:bCs/>
+        </w:rPr>
+        <w:t xml:space="preserve"> </w:t>
+      </w:r>
+      <w:r>
+        <w:rPr>
+          <w:b/>
+          <w:bCs/>
+        </w:rPr>
+        <w:t>쾌적한가? 배치가</w:t>
+      </w:r>
+      <w:r>
+        <w:rPr>
+          <w:rFonts w:hint="eastAsia"/>
+          <w:b/>
+          <w:bCs/>
+        </w:rPr>
+        <w:t xml:space="preserve"> </w:t>
+      </w:r>
+      <w:r>
+        <w:rPr>
+          <w:b/>
+          <w:bCs/>
+        </w:rPr>
+        <w:t>보기에</w:t>
+      </w:r>
+      <w:r>
+        <w:rPr>
+          <w:rFonts w:hint="eastAsia"/>
+          <w:b/>
+          <w:bCs/>
+        </w:rPr>
+        <w:t xml:space="preserve"> </w:t>
+      </w:r>
+      <w:r>
+        <w:rPr>
+          <w:b/>
+          <w:bCs/>
+        </w:rPr>
+        <w:t>좋은가? 정성적판단</w:t>
       </w:r>
     </w:p>
     <w:p>
@@ -445,7 +619,23 @@
         </m:r>
       </m:oMath>
       <w:r>
-        <w:t xml:space="preserve"> 맵에 10개의 기본 바이옴(평원, 사막, 설원 등)을 구획하고, Perlin Noise를 적용하여 지형을 절차적으로 생성합니다. </w:t>
+        <w:t xml:space="preserve"> </w:t>
+      </w:r>
+      <w:proofErr w:type="spellStart"/>
+      <w:r>
+        <w:t>맵에</w:t>
+      </w:r>
+      <w:proofErr w:type="spellEnd"/>
+      <w:r>
+        <w:t xml:space="preserve"> 10개의 기본 </w:t>
+      </w:r>
+      <w:proofErr w:type="spellStart"/>
+      <w:r>
+        <w:t>바이옴</w:t>
+      </w:r>
+      <w:proofErr w:type="spellEnd"/>
+      <w:r>
+        <w:t xml:space="preserve">(평원, 사막, 설원 등)을 구획하고, Perlin Noise를 적용하여 지형을 절차적으로 생성합니다. </w:t>
       </w:r>
     </w:p>
     <w:p>
@@ -463,7 +653,15 @@
         <w:t>데이터 분리</w:t>
       </w:r>
       <w:r>
-        <w:t xml:space="preserve">: 지형 데이터는 시각적 렌더링을 위한 타일 데이터와, 서버의 A* 길찾기 및 충돌 검사용 비트마스크(Bitmask) 데이터로 분리하여 관리합니다. </w:t>
+        <w:t xml:space="preserve">: 지형 데이터는 시각적 렌더링을 위한 타일 데이터와, 서버의 A* </w:t>
+      </w:r>
+      <w:proofErr w:type="spellStart"/>
+      <w:r>
+        <w:t>길찾기</w:t>
+      </w:r>
+      <w:proofErr w:type="spellEnd"/>
+      <w:r>
+        <w:t xml:space="preserve"> 및 충돌 검사용 비트마스크(Bitmask) 데이터로 분리하여 관리합니다. </w:t>
       </w:r>
     </w:p>
     <w:p>
@@ -481,7 +679,39 @@
         <w:t>Lua 스크립트 연동</w:t>
       </w:r>
       <w:r>
-        <w:t>: 서버 초기화 시 Lua 스크립트를 호출하여 맵 전체의 몬스터(20만 마리 ) 및 NPC 배치 좌표, 이름, 타입, 레벨 등 모든 스폰 정보 를 로드합니다.</w:t>
+        <w:t xml:space="preserve">: 서버 초기화 시 Lua 스크립트를 호출하여 맵 전체의 몬스터(20만 </w:t>
+      </w:r>
+      <w:proofErr w:type="gramStart"/>
+      <w:r>
+        <w:t>마리 )</w:t>
+      </w:r>
+      <w:proofErr w:type="gramEnd"/>
+      <w:r>
+        <w:t xml:space="preserve"> 및 NPC 배치 좌표, 이름, 타입, 레벨 등 모든 </w:t>
+      </w:r>
+      <w:proofErr w:type="spellStart"/>
+      <w:r>
+        <w:t>스폰</w:t>
+      </w:r>
+      <w:proofErr w:type="spellEnd"/>
+      <w:r>
+        <w:t xml:space="preserve"> </w:t>
+      </w:r>
+      <w:proofErr w:type="gramStart"/>
+      <w:r>
+        <w:t>정보 를</w:t>
+      </w:r>
+      <w:proofErr w:type="gramEnd"/>
+      <w:r>
+        <w:t xml:space="preserve"> </w:t>
+      </w:r>
+      <w:proofErr w:type="spellStart"/>
+      <w:r>
+        <w:t>로드합니다</w:t>
+      </w:r>
+      <w:proofErr w:type="spellEnd"/>
+      <w:r>
+        <w:t>.</w:t>
       </w:r>
     </w:p>
     <w:p>
@@ -522,12 +752,14 @@
         </w:rPr>
         <w:t xml:space="preserve">0단계: </w:t>
       </w:r>
+      <w:proofErr w:type="spellStart"/>
       <w:r>
         <w:rPr>
           <w:rFonts w:hint="eastAsia"/>
         </w:rPr>
         <w:t>철골렘</w:t>
       </w:r>
+      <w:proofErr w:type="spellEnd"/>
       <w:r>
         <w:rPr>
           <w:rFonts w:hint="eastAsia"/>
@@ -556,7 +788,15 @@
         <w:t>-&gt;</w:t>
       </w:r>
       <w:r>
-        <w:t xml:space="preserve">3단계: 크리퍼 사냥 </w:t>
+        <w:t xml:space="preserve">3단계: </w:t>
+      </w:r>
+      <w:proofErr w:type="spellStart"/>
+      <w:r>
+        <w:t>크리퍼</w:t>
+      </w:r>
+      <w:proofErr w:type="spellEnd"/>
+      <w:r>
+        <w:t xml:space="preserve"> 사냥 </w:t>
       </w:r>
       <w:r>
         <w:rPr>
@@ -565,7 +805,15 @@
         <w:t>-&gt;</w:t>
       </w:r>
       <w:r>
-        <w:t xml:space="preserve"> 4단계: 엔더맨 사냥 </w:t>
+        <w:t xml:space="preserve"> 4단계: </w:t>
+      </w:r>
+      <w:proofErr w:type="spellStart"/>
+      <w:r>
+        <w:t>엔더맨</w:t>
+      </w:r>
+      <w:proofErr w:type="spellEnd"/>
+      <w:r>
+        <w:t xml:space="preserve"> 사냥 </w:t>
       </w:r>
       <w:r>
         <w:rPr>
@@ -574,7 +822,15 @@
         <w:t xml:space="preserve">-&gt; </w:t>
       </w:r>
       <w:r>
-        <w:t xml:space="preserve">5단계: 보스 엔더드래곤 토벌). </w:t>
+        <w:t xml:space="preserve">5단계: 보스 </w:t>
+      </w:r>
+      <w:proofErr w:type="spellStart"/>
+      <w:r>
+        <w:t>엔더드래곤</w:t>
+      </w:r>
+      <w:proofErr w:type="spellEnd"/>
+      <w:r>
+        <w:t xml:space="preserve"> 토벌). </w:t>
       </w:r>
     </w:p>
     <w:p>
@@ -593,7 +849,15 @@
         <w:t>NPC 상호작용 및 UI</w:t>
       </w:r>
       <w:r>
-        <w:t xml:space="preserve">: 퀘스트 NPC 머리 위에 클라이언트 UI로 진행 상태(!/?)를 표시합니다. </w:t>
+        <w:t>: 퀘스트 NPC 머리 위에 클라이언트 UI로 진행 상태</w:t>
+      </w:r>
+      <w:proofErr w:type="gramStart"/>
+      <w:r>
+        <w:t>(!/</w:t>
+      </w:r>
+      <w:proofErr w:type="gramEnd"/>
+      <w:r>
+        <w:t xml:space="preserve">?)를 표시합니다. </w:t>
       </w:r>
     </w:p>
     <w:p>
@@ -638,7 +902,15 @@
         <w:t>인벤토리 시스템</w:t>
       </w:r>
       <w:r>
-        <w:t xml:space="preserve">: 획득한 전리품(썩은 살점, 뼈다귀 등)의 종류와 누적 개수를 확인할 수 있는 인벤토리를 구현합니다. 몬스터 처치 시 기여도(막타)에 따라 아이템이 지급됩니다. </w:t>
+        <w:t>: 획득한 전리품(썩은 살점, 뼈다귀 등)의 종류와 누적 개수를 확인할 수 있는 인벤토리를 구현합니다. 몬스터 처치 시 기여도(</w:t>
+      </w:r>
+      <w:proofErr w:type="spellStart"/>
+      <w:r>
+        <w:t>막타</w:t>
+      </w:r>
+      <w:proofErr w:type="spellEnd"/>
+      <w:r>
+        <w:t xml:space="preserve">)에 따라 아이템이 지급됩니다. </w:t>
       </w:r>
     </w:p>
     <w:p>
@@ -719,7 +991,15 @@
         <w:t>-&gt;</w:t>
       </w:r>
       <w:r>
-        <w:t xml:space="preserve"> 네더라이트)이 업그레이드됩니다.</w:t>
+        <w:t xml:space="preserve"> </w:t>
+      </w:r>
+      <w:proofErr w:type="spellStart"/>
+      <w:r>
+        <w:t>네더라이트</w:t>
+      </w:r>
+      <w:proofErr w:type="spellEnd"/>
+      <w:r>
+        <w:t>)이 업그레이드됩니다.</w:t>
       </w:r>
     </w:p>
     <w:p>
@@ -737,7 +1017,23 @@
         <w:t>즉시 소모 아이템</w:t>
       </w:r>
       <w:r>
-        <w:t xml:space="preserve">: 퀵슬롯(1번)을 통해 즉시 체력을 회복하는 포션 아이템을 구현합니다. </w:t>
+        <w:t xml:space="preserve">: </w:t>
+      </w:r>
+      <w:proofErr w:type="spellStart"/>
+      <w:r>
+        <w:t>퀵슬롯</w:t>
+      </w:r>
+      <w:proofErr w:type="spellEnd"/>
+      <w:r>
+        <w:t xml:space="preserve">(1번)을 통해 즉시 체력을 회복하는 </w:t>
+      </w:r>
+      <w:proofErr w:type="spellStart"/>
+      <w:r>
+        <w:t>포션</w:t>
+      </w:r>
+      <w:proofErr w:type="spellEnd"/>
+      <w:r>
+        <w:t xml:space="preserve"> 아이템을 구현합니다. </w:t>
       </w:r>
     </w:p>
     <w:p>
@@ -788,7 +1084,15 @@
         <w:t>버프 및 범위 공격</w:t>
       </w:r>
       <w:r>
-        <w:t>: 2번 단축키로 일정 시간 공격력을 높여주는 '힘 포션(버프 스킬</w:t>
+        <w:t xml:space="preserve">: 2번 단축키로 일정 시간 공격력을 높여주는 '힘 </w:t>
+      </w:r>
+      <w:proofErr w:type="spellStart"/>
+      <w:r>
+        <w:t>포션</w:t>
+      </w:r>
+      <w:proofErr w:type="spellEnd"/>
+      <w:r>
+        <w:t>(버프 스킬</w:t>
       </w:r>
       <w:r>
         <w:rPr>
@@ -809,7 +1113,15 @@
         <w:t xml:space="preserve"> 1level -&gt; 2level</w:t>
       </w:r>
       <w:r>
-        <w:t xml:space="preserve">)'을 사용하며, 무기 강화 단계에 따라 기본 공격이 다방향 범위 공격으로 진화합니다. </w:t>
+        <w:t xml:space="preserve">)'을 사용하며, 무기 강화 단계에 따라 기본 공격이 </w:t>
+      </w:r>
+      <w:proofErr w:type="spellStart"/>
+      <w:r>
+        <w:t>다방향</w:t>
+      </w:r>
+      <w:proofErr w:type="spellEnd"/>
+      <w:r>
+        <w:t xml:space="preserve"> 범위 공격으로 진화합니다. </w:t>
       </w:r>
     </w:p>
     <w:p>
@@ -827,7 +1139,15 @@
         <w:t>보스 패턴</w:t>
       </w:r>
       <w:r>
-        <w:t xml:space="preserve">: 최종 퀘스트 목표인 '엔더드래곤'은 </w:t>
+        <w:t>: 최종 퀘스트 목표인 '</w:t>
+      </w:r>
+      <w:proofErr w:type="spellStart"/>
+      <w:r>
+        <w:t>엔더드래곤</w:t>
+      </w:r>
+      <w:proofErr w:type="spellEnd"/>
+      <w:r>
+        <w:t xml:space="preserve">'은 </w:t>
       </w:r>
       <w:r>
         <w:rPr>
@@ -881,7 +1201,15 @@
         <w:t xml:space="preserve">2페이즈: </w:t>
       </w:r>
       <w:r>
-        <w:t xml:space="preserve">특정 체력 이하에서 채팅창을 통한 도발(채팅), 돌진(이동), 광역 브레스 </w:t>
+        <w:t xml:space="preserve">특정 체력 이하에서 채팅창을 통한 도발(채팅), 돌진(이동), 광역 </w:t>
+      </w:r>
+      <w:proofErr w:type="spellStart"/>
+      <w:r>
+        <w:t>브레스</w:t>
+      </w:r>
+      <w:proofErr w:type="spellEnd"/>
+      <w:r>
+        <w:t xml:space="preserve"> </w:t>
       </w:r>
     </w:p>
     <w:p>

--- a/텀프로젝트/텀프로젝트 추가 기획서.docx
+++ b/텀프로젝트/텀프로젝트 추가 기획서.docx
@@ -87,8 +87,91 @@
         <w:rPr>
           <w:b/>
           <w:bCs/>
-        </w:rPr>
-        <w:t xml:space="preserve">이동, 지형장애물, NPC, NPC 이동, 전투, DB, SCRIPT, Chatting, 전투 메시지 </w:t>
+          <w:strike/>
+        </w:rPr>
+        <w:t>이동</w:t>
+      </w:r>
+      <w:r>
+        <w:rPr>
+          <w:b/>
+          <w:bCs/>
+        </w:rPr>
+        <w:t xml:space="preserve">, 지형장애물, </w:t>
+      </w:r>
+      <w:r>
+        <w:rPr>
+          <w:b/>
+          <w:bCs/>
+          <w:strike/>
+        </w:rPr>
+        <w:t>NPC</w:t>
+      </w:r>
+      <w:r>
+        <w:rPr>
+          <w:b/>
+          <w:bCs/>
+        </w:rPr>
+        <w:t xml:space="preserve">, </w:t>
+      </w:r>
+      <w:r>
+        <w:rPr>
+          <w:b/>
+          <w:bCs/>
+          <w:strike/>
+        </w:rPr>
+        <w:t>NPC 이동</w:t>
+      </w:r>
+      <w:r>
+        <w:rPr>
+          <w:b/>
+          <w:bCs/>
+        </w:rPr>
+        <w:t xml:space="preserve">, </w:t>
+      </w:r>
+      <w:r>
+        <w:rPr>
+          <w:b/>
+          <w:bCs/>
+          <w:strike/>
+        </w:rPr>
+        <w:t>전투</w:t>
+      </w:r>
+      <w:r>
+        <w:rPr>
+          <w:b/>
+          <w:bCs/>
+        </w:rPr>
+        <w:t xml:space="preserve">, DB, SCRIPT, </w:t>
+      </w:r>
+      <w:r>
+        <w:rPr>
+          <w:b/>
+          <w:bCs/>
+          <w:strike/>
+        </w:rPr>
+        <w:t>Chatting</w:t>
+      </w:r>
+      <w:r>
+        <w:rPr>
+          <w:b/>
+          <w:bCs/>
+        </w:rPr>
+        <w:t xml:space="preserve">, </w:t>
+      </w:r>
+      <w:r>
+        <w:rPr>
+          <w:b/>
+          <w:bCs/>
+          <w:strike/>
+        </w:rPr>
+        <w:t>전투 메시지</w:t>
+      </w:r>
+      <w:r>
+        <w:rPr>
+          <w:b/>
+          <w:bCs/>
+        </w:rPr>
+        <w:t xml:space="preserve"> </w:t>
       </w:r>
     </w:p>
     <w:p>
@@ -590,7 +673,15 @@
           <w:b/>
           <w:bCs/>
         </w:rPr>
-        <w:t>1. 맵 생성 및 몬스터 배치</w:t>
+        <w:t xml:space="preserve">1. </w:t>
+      </w:r>
+      <w:r>
+        <w:rPr>
+          <w:b/>
+          <w:bCs/>
+          <w:strike/>
+        </w:rPr>
+        <w:t>맵 생성 및 몬스터 배치</w:t>
       </w:r>
     </w:p>
     <w:p>
@@ -604,38 +695,61 @@
         <w:rPr>
           <w:b/>
           <w:bCs/>
+          <w:strike/>
         </w:rPr>
         <w:t>절차적 맵 생성</w:t>
       </w:r>
       <w:r>
+        <w:rPr>
+          <w:strike/>
+        </w:rPr>
         <w:t xml:space="preserve">: </w:t>
       </w:r>
       <m:oMath>
         <m:r>
           <w:rPr>
             <w:rFonts w:ascii="Cambria Math" w:hAnsi="Cambria Math"/>
+            <w:strike/>
           </w:rPr>
           <m:t>2000*2000</m:t>
         </m:r>
       </m:oMath>
       <w:r>
+        <w:rPr>
+          <w:strike/>
+        </w:rPr>
         <w:t xml:space="preserve"> </w:t>
       </w:r>
       <w:proofErr w:type="spellStart"/>
       <w:r>
+        <w:rPr>
+          <w:strike/>
+        </w:rPr>
         <w:t>맵에</w:t>
       </w:r>
       <w:proofErr w:type="spellEnd"/>
       <w:r>
+        <w:rPr>
+          <w:strike/>
+        </w:rPr>
         <w:t xml:space="preserve"> 10개의 기본 </w:t>
       </w:r>
       <w:proofErr w:type="spellStart"/>
       <w:r>
+        <w:rPr>
+          <w:strike/>
+        </w:rPr>
         <w:t>바이옴</w:t>
       </w:r>
       <w:proofErr w:type="spellEnd"/>
       <w:r>
-        <w:t xml:space="preserve">(평원, 사막, 설원 등)을 구획하고, Perlin Noise를 적용하여 지형을 절차적으로 생성합니다. </w:t>
+        <w:rPr>
+          <w:strike/>
+        </w:rPr>
+        <w:t>(평원, 사막, 설원 등)을 구획하고, Perlin Noise를 적용하여 지형을 절차적으로 생성합니다</w:t>
+      </w:r>
+      <w:r>
+        <w:t xml:space="preserve">. </w:t>
       </w:r>
     </w:p>
     <w:p>
@@ -649,19 +763,32 @@
         <w:rPr>
           <w:b/>
           <w:bCs/>
+          <w:strike/>
         </w:rPr>
         <w:t>데이터 분리</w:t>
       </w:r>
       <w:r>
+        <w:rPr>
+          <w:strike/>
+        </w:rPr>
         <w:t xml:space="preserve">: 지형 데이터는 시각적 렌더링을 위한 타일 데이터와, 서버의 A* </w:t>
       </w:r>
       <w:proofErr w:type="spellStart"/>
       <w:r>
+        <w:rPr>
+          <w:strike/>
+        </w:rPr>
         <w:t>길찾기</w:t>
       </w:r>
       <w:proofErr w:type="spellEnd"/>
       <w:r>
-        <w:t xml:space="preserve"> 및 충돌 검사용 비트마스크(Bitmask) 데이터로 분리하여 관리합니다. </w:t>
+        <w:rPr>
+          <w:strike/>
+        </w:rPr>
+        <w:t xml:space="preserve"> 및 충돌 검사용 비트마스크(Bitmask) 데이터로 분리하여 관리합니다</w:t>
+      </w:r>
+      <w:r>
+        <w:t xml:space="preserve">. </w:t>
       </w:r>
     </w:p>
     <w:p>
@@ -670,47 +797,78 @@
           <w:ilvl w:val="0"/>
           <w:numId w:val="1"/>
         </w:numPr>
-      </w:pPr>
-      <w:r>
-        <w:rPr>
-          <w:b/>
-          <w:bCs/>
+        <w:rPr>
+          <w:strike/>
+        </w:rPr>
+      </w:pPr>
+      <w:r>
+        <w:rPr>
+          <w:b/>
+          <w:bCs/>
+          <w:strike/>
         </w:rPr>
         <w:t>Lua 스크립트 연동</w:t>
       </w:r>
       <w:r>
+        <w:rPr>
+          <w:strike/>
+        </w:rPr>
         <w:t xml:space="preserve">: 서버 초기화 시 Lua 스크립트를 호출하여 맵 전체의 몬스터(20만 </w:t>
       </w:r>
       <w:proofErr w:type="gramStart"/>
       <w:r>
+        <w:rPr>
+          <w:strike/>
+        </w:rPr>
         <w:t>마리 )</w:t>
       </w:r>
       <w:proofErr w:type="gramEnd"/>
       <w:r>
+        <w:rPr>
+          <w:strike/>
+        </w:rPr>
         <w:t xml:space="preserve"> 및 NPC 배치 좌표, 이름, 타입, 레벨 등 모든 </w:t>
       </w:r>
       <w:proofErr w:type="spellStart"/>
       <w:r>
+        <w:rPr>
+          <w:strike/>
+        </w:rPr>
         <w:t>스폰</w:t>
       </w:r>
       <w:proofErr w:type="spellEnd"/>
       <w:r>
+        <w:rPr>
+          <w:strike/>
+        </w:rPr>
         <w:t xml:space="preserve"> </w:t>
       </w:r>
       <w:proofErr w:type="gramStart"/>
       <w:r>
+        <w:rPr>
+          <w:strike/>
+        </w:rPr>
         <w:t>정보 를</w:t>
       </w:r>
       <w:proofErr w:type="gramEnd"/>
       <w:r>
+        <w:rPr>
+          <w:strike/>
+        </w:rPr>
         <w:t xml:space="preserve"> </w:t>
       </w:r>
       <w:proofErr w:type="spellStart"/>
       <w:r>
+        <w:rPr>
+          <w:strike/>
+        </w:rPr>
         <w:t>로드합니다</w:t>
       </w:r>
       <w:proofErr w:type="spellEnd"/>
       <w:r>
+        <w:rPr>
+          <w:strike/>
+        </w:rPr>
         <w:t>.</w:t>
       </w:r>
     </w:p>
@@ -898,19 +1056,32 @@
         <w:rPr>
           <w:b/>
           <w:bCs/>
+          <w:strike/>
         </w:rPr>
         <w:t>인벤토리 시스템</w:t>
       </w:r>
       <w:r>
+        <w:rPr>
+          <w:strike/>
+        </w:rPr>
         <w:t>: 획득한 전리품(썩은 살점, 뼈다귀 등)의 종류와 누적 개수를 확인할 수 있는 인벤토리를 구현합니다. 몬스터 처치 시 기여도(</w:t>
       </w:r>
       <w:proofErr w:type="spellStart"/>
       <w:r>
+        <w:rPr>
+          <w:strike/>
+        </w:rPr>
         <w:t>막타</w:t>
       </w:r>
       <w:proofErr w:type="spellEnd"/>
       <w:r>
-        <w:t xml:space="preserve">)에 따라 아이템이 지급됩니다. </w:t>
+        <w:rPr>
+          <w:strike/>
+        </w:rPr>
+        <w:t>)에 따라 아이템이 지급됩니다</w:t>
+      </w:r>
+      <w:r>
+        <w:t xml:space="preserve">. </w:t>
       </w:r>
     </w:p>
     <w:p>

--- a/텀프로젝트/텀프로젝트 추가 기획서.docx
+++ b/텀프로젝트/텀프로젝트 추가 기획서.docx
@@ -96,7 +96,22 @@
           <w:b/>
           <w:bCs/>
         </w:rPr>
-        <w:t xml:space="preserve">, 지형장애물, </w:t>
+        <w:t xml:space="preserve">, </w:t>
+      </w:r>
+      <w:r>
+        <w:rPr>
+          <w:b/>
+          <w:bCs/>
+          <w:strike/>
+        </w:rPr>
+        <w:t>지형장애물</w:t>
+      </w:r>
+      <w:r>
+        <w:rPr>
+          <w:b/>
+          <w:bCs/>
+        </w:rPr>
+        <w:t xml:space="preserve">, </w:t>
       </w:r>
       <w:r>
         <w:rPr>
@@ -1184,28 +1199,65 @@
         <w:rPr>
           <w:b/>
           <w:bCs/>
+          <w:strike/>
         </w:rPr>
         <w:t>즉시 소모 아이템</w:t>
       </w:r>
       <w:r>
+        <w:rPr>
+          <w:strike/>
+        </w:rPr>
         <w:t xml:space="preserve">: </w:t>
       </w:r>
       <w:proofErr w:type="spellStart"/>
       <w:r>
+        <w:rPr>
+          <w:strike/>
+        </w:rPr>
         <w:t>퀵슬롯</w:t>
       </w:r>
       <w:proofErr w:type="spellEnd"/>
       <w:r>
+        <w:rPr>
+          <w:strike/>
+        </w:rPr>
         <w:t xml:space="preserve">(1번)을 통해 즉시 체력을 회복하는 </w:t>
       </w:r>
       <w:proofErr w:type="spellStart"/>
       <w:r>
+        <w:rPr>
+          <w:strike/>
+        </w:rPr>
         <w:t>포션</w:t>
       </w:r>
       <w:proofErr w:type="spellEnd"/>
       <w:r>
+        <w:rPr>
+          <w:strike/>
+        </w:rPr>
         <w:t xml:space="preserve"> 아이템을 구현합니다. </w:t>
       </w:r>
+      <w:r>
+        <w:rPr>
+          <w:rFonts w:hint="eastAsia"/>
+          <w:strike/>
+        </w:rPr>
+        <w:t>-&gt;</w:t>
+      </w:r>
+      <w:r>
+        <w:rPr>
+          <w:rFonts w:hint="eastAsia"/>
+        </w:rPr>
+        <w:t xml:space="preserve"> 아직은 스킬이고 실제 아이템과 </w:t>
+      </w:r>
+      <w:proofErr w:type="spellStart"/>
+      <w:r>
+        <w:rPr>
+          <w:rFonts w:hint="eastAsia"/>
+        </w:rPr>
+        <w:t>연동해야함</w:t>
+      </w:r>
+      <w:proofErr w:type="spellEnd"/>
     </w:p>
     <w:p>
       <w:pPr>
@@ -1251,48 +1303,73 @@
         <w:rPr>
           <w:b/>
           <w:bCs/>
+          <w:strike/>
         </w:rPr>
         <w:t>버프 및 범위 공격</w:t>
       </w:r>
       <w:r>
+        <w:rPr>
+          <w:strike/>
+        </w:rPr>
         <w:t xml:space="preserve">: 2번 단축키로 일정 시간 공격력을 높여주는 '힘 </w:t>
       </w:r>
       <w:proofErr w:type="spellStart"/>
       <w:r>
+        <w:rPr>
+          <w:strike/>
+        </w:rPr>
         <w:t>포션</w:t>
       </w:r>
       <w:proofErr w:type="spellEnd"/>
       <w:r>
+        <w:rPr>
+          <w:strike/>
+        </w:rPr>
         <w:t>(버프 스킬</w:t>
       </w:r>
       <w:r>
         <w:rPr>
           <w:rFonts w:hint="eastAsia"/>
+          <w:strike/>
         </w:rPr>
         <w:t xml:space="preserve"> </w:t>
       </w:r>
       <w:r>
         <w:rPr>
           <w:rFonts w:hint="eastAsia"/>
+          <w:strike/>
         </w:rPr>
         <w:t>=</w:t>
       </w:r>
       <w:r>
         <w:rPr>
           <w:rFonts w:hint="eastAsia"/>
+          <w:strike/>
         </w:rPr>
         <w:t xml:space="preserve"> 1level -&gt; 2level</w:t>
       </w:r>
       <w:r>
+        <w:rPr>
+          <w:strike/>
+        </w:rPr>
         <w:t xml:space="preserve">)'을 사용하며, 무기 강화 단계에 따라 기본 공격이 </w:t>
       </w:r>
       <w:proofErr w:type="spellStart"/>
       <w:r>
+        <w:rPr>
+          <w:strike/>
+        </w:rPr>
         <w:t>다방향</w:t>
       </w:r>
       <w:proofErr w:type="spellEnd"/>
       <w:r>
-        <w:t xml:space="preserve"> 범위 공격으로 진화합니다. </w:t>
+        <w:rPr>
+          <w:strike/>
+        </w:rPr>
+        <w:t xml:space="preserve"> 범위 공격으로 진화합니다</w:t>
+      </w:r>
+      <w:r>
+        <w:t xml:space="preserve">. </w:t>
       </w:r>
     </w:p>
     <w:p>

--- a/텀프로젝트/텀프로젝트 추가 기획서.docx
+++ b/텀프로젝트/텀프로젝트 추가 기획서.docx
@@ -156,7 +156,22 @@
           <w:b/>
           <w:bCs/>
         </w:rPr>
-        <w:t xml:space="preserve">, DB, SCRIPT, </w:t>
+        <w:t xml:space="preserve">, DB, </w:t>
+      </w:r>
+      <w:r>
+        <w:rPr>
+          <w:b/>
+          <w:bCs/>
+          <w:strike/>
+        </w:rPr>
+        <w:t>SCRIPT</w:t>
+      </w:r>
+      <w:r>
+        <w:rPr>
+          <w:b/>
+          <w:bCs/>
+        </w:rPr>
+        <w:t xml:space="preserve">, </w:t>
       </w:r>
       <w:r>
         <w:rPr>
@@ -1132,59 +1147,105 @@
         <w:t>무기 강화</w:t>
       </w:r>
       <w:r>
-        <w:t xml:space="preserve">: 특정 레벨 및 재화 조건 달성 시 검의 재질(나무 </w:t>
-      </w:r>
-      <w:r>
-        <w:rPr>
-          <w:rFonts w:hint="eastAsia"/>
+        <w:t xml:space="preserve">: </w:t>
+      </w:r>
+      <w:r>
+        <w:rPr>
+          <w:b/>
+          <w:bCs/>
+          <w:color w:val="EE0000"/>
+        </w:rPr>
+        <w:t>특정 레벨 및 재화 조건 달성 시</w:t>
+      </w:r>
+      <w:r>
+        <w:rPr>
+          <w:color w:val="EE0000"/>
+        </w:rPr>
+        <w:t xml:space="preserve"> </w:t>
+      </w:r>
+      <w:r>
+        <w:rPr>
+          <w:strike/>
+        </w:rPr>
+        <w:t xml:space="preserve">검의 재질(나무 </w:t>
+      </w:r>
+      <w:r>
+        <w:rPr>
+          <w:rFonts w:hint="eastAsia"/>
+          <w:strike/>
         </w:rPr>
         <w:t>-&gt;</w:t>
       </w:r>
       <w:r>
+        <w:rPr>
+          <w:strike/>
+        </w:rPr>
         <w:t xml:space="preserve">금 </w:t>
       </w:r>
       <w:r>
         <w:rPr>
           <w:rFonts w:hint="eastAsia"/>
+          <w:strike/>
         </w:rPr>
         <w:t>-&gt;</w:t>
       </w:r>
       <w:r>
+        <w:rPr>
+          <w:strike/>
+        </w:rPr>
         <w:t xml:space="preserve">구리 </w:t>
       </w:r>
       <w:r>
         <w:rPr>
           <w:rFonts w:hint="eastAsia"/>
+          <w:strike/>
         </w:rPr>
         <w:t>-&gt;</w:t>
       </w:r>
       <w:r>
+        <w:rPr>
+          <w:strike/>
+        </w:rPr>
         <w:t xml:space="preserve"> 철 </w:t>
       </w:r>
       <w:r>
         <w:rPr>
           <w:rFonts w:hint="eastAsia"/>
+          <w:strike/>
         </w:rPr>
         <w:t>-&gt;</w:t>
       </w:r>
       <w:r>
+        <w:rPr>
+          <w:strike/>
+        </w:rPr>
         <w:t xml:space="preserve"> 다이아 </w:t>
       </w:r>
       <w:r>
         <w:rPr>
           <w:rFonts w:hint="eastAsia"/>
+          <w:strike/>
         </w:rPr>
         <w:t>-&gt;</w:t>
       </w:r>
       <w:r>
+        <w:rPr>
+          <w:strike/>
+        </w:rPr>
         <w:t xml:space="preserve"> </w:t>
       </w:r>
       <w:proofErr w:type="spellStart"/>
       <w:r>
+        <w:rPr>
+          <w:strike/>
+        </w:rPr>
         <w:t>네더라이트</w:t>
       </w:r>
       <w:proofErr w:type="spellEnd"/>
       <w:r>
+        <w:rPr>
+          <w:strike/>
+        </w:rPr>
         <w:t>)이 업그레이드됩니다.</w:t>
       </w:r>
     </w:p>
@@ -1248,12 +1309,24 @@
         <w:rPr>
           <w:rFonts w:hint="eastAsia"/>
         </w:rPr>
-        <w:t xml:space="preserve"> 아직은 스킬이고 실제 아이템과 </w:t>
+        <w:t xml:space="preserve"> </w:t>
+      </w:r>
+      <w:r>
+        <w:rPr>
+          <w:rFonts w:hint="eastAsia"/>
+          <w:b/>
+          <w:bCs/>
+          <w:color w:val="EE0000"/>
+        </w:rPr>
+        <w:t xml:space="preserve">아직은 스킬이고 실제 아이템과 </w:t>
       </w:r>
       <w:proofErr w:type="spellStart"/>
       <w:r>
         <w:rPr>
           <w:rFonts w:hint="eastAsia"/>
+          <w:b/>
+          <w:bCs/>
+          <w:color w:val="EE0000"/>
         </w:rPr>
         <w:t>연동해야함</w:t>
       </w:r>

--- a/텀프로젝트/텀프로젝트 추가 기획서.docx
+++ b/텀프로젝트/텀프로젝트 추가 기획서.docx
@@ -156,7 +156,22 @@
           <w:b/>
           <w:bCs/>
         </w:rPr>
-        <w:t xml:space="preserve">, DB, </w:t>
+        <w:t xml:space="preserve">, </w:t>
+      </w:r>
+      <w:r>
+        <w:rPr>
+          <w:b/>
+          <w:bCs/>
+          <w:strike/>
+        </w:rPr>
+        <w:t>DB</w:t>
+      </w:r>
+      <w:r>
+        <w:rPr>
+          <w:b/>
+          <w:bCs/>
+        </w:rPr>
+        <w:t xml:space="preserve">, </w:t>
       </w:r>
       <w:r>
         <w:rPr>

--- a/텀프로젝트/텀프로젝트 추가 기획서.docx
+++ b/텀프로젝트/텀프로젝트 추가 기획서.docx
@@ -932,26 +932,40 @@
           <w:ilvl w:val="0"/>
           <w:numId w:val="2"/>
         </w:numPr>
-      </w:pPr>
-      <w:r>
-        <w:rPr>
-          <w:b/>
-          <w:bCs/>
+        <w:rPr>
+          <w:strike/>
+        </w:rPr>
+      </w:pPr>
+      <w:r>
+        <w:rPr>
+          <w:b/>
+          <w:bCs/>
+          <w:strike/>
         </w:rPr>
         <w:t>연속 퀘스트 라인</w:t>
       </w:r>
       <w:r>
+        <w:rPr>
+          <w:strike/>
+        </w:rPr>
         <w:t xml:space="preserve">: 총 5단계 이상의 연속 메인 퀘스트를 구현합니다 </w:t>
       </w:r>
       <w:r>
+        <w:rPr>
+          <w:strike/>
+        </w:rPr>
         <w:br/>
       </w:r>
       <w:r>
+        <w:rPr>
+          <w:strike/>
+        </w:rPr>
         <w:t>(</w:t>
       </w:r>
       <w:r>
         <w:rPr>
           <w:rFonts w:hint="eastAsia"/>
+          <w:strike/>
         </w:rPr>
         <w:t xml:space="preserve">0단계: </w:t>
       </w:r>
@@ -959,6 +973,7 @@
       <w:r>
         <w:rPr>
           <w:rFonts w:hint="eastAsia"/>
+          <w:strike/>
         </w:rPr>
         <w:t>철골렘</w:t>
       </w:r>
@@ -966,73 +981,114 @@
       <w:r>
         <w:rPr>
           <w:rFonts w:hint="eastAsia"/>
+          <w:strike/>
         </w:rPr>
         <w:t xml:space="preserve"> 사냥 -&gt; </w:t>
       </w:r>
       <w:r>
+        <w:rPr>
+          <w:strike/>
+        </w:rPr>
         <w:t xml:space="preserve">1단계: 좀비 사냥 </w:t>
       </w:r>
       <w:r>
         <w:rPr>
           <w:rFonts w:hint="eastAsia"/>
+          <w:strike/>
         </w:rPr>
         <w:t xml:space="preserve">-&gt; </w:t>
       </w:r>
       <w:r>
+        <w:rPr>
+          <w:strike/>
+        </w:rPr>
         <w:t xml:space="preserve">2단계: 스켈레톤 사냥 </w:t>
       </w:r>
       <w:r>
+        <w:rPr>
+          <w:strike/>
+        </w:rPr>
         <w:br/>
       </w:r>
       <w:r>
         <w:rPr>
           <w:rFonts w:hint="eastAsia"/>
+          <w:strike/>
         </w:rPr>
         <w:t>-&gt;</w:t>
       </w:r>
       <w:r>
+        <w:rPr>
+          <w:strike/>
+        </w:rPr>
         <w:t xml:space="preserve">3단계: </w:t>
       </w:r>
       <w:proofErr w:type="spellStart"/>
       <w:r>
+        <w:rPr>
+          <w:strike/>
+        </w:rPr>
         <w:t>크리퍼</w:t>
       </w:r>
       <w:proofErr w:type="spellEnd"/>
       <w:r>
+        <w:rPr>
+          <w:strike/>
+        </w:rPr>
         <w:t xml:space="preserve"> 사냥 </w:t>
       </w:r>
       <w:r>
         <w:rPr>
           <w:rFonts w:hint="eastAsia"/>
+          <w:strike/>
         </w:rPr>
         <w:t>-&gt;</w:t>
       </w:r>
       <w:r>
+        <w:rPr>
+          <w:strike/>
+        </w:rPr>
         <w:t xml:space="preserve"> 4단계: </w:t>
       </w:r>
       <w:proofErr w:type="spellStart"/>
       <w:r>
+        <w:rPr>
+          <w:strike/>
+        </w:rPr>
         <w:t>엔더맨</w:t>
       </w:r>
       <w:proofErr w:type="spellEnd"/>
       <w:r>
+        <w:rPr>
+          <w:strike/>
+        </w:rPr>
         <w:t xml:space="preserve"> 사냥 </w:t>
       </w:r>
       <w:r>
         <w:rPr>
           <w:rFonts w:hint="eastAsia"/>
+          <w:strike/>
         </w:rPr>
         <w:t xml:space="preserve">-&gt; </w:t>
       </w:r>
       <w:r>
+        <w:rPr>
+          <w:strike/>
+        </w:rPr>
         <w:t xml:space="preserve">5단계: 보스 </w:t>
       </w:r>
       <w:proofErr w:type="spellStart"/>
       <w:r>
+        <w:rPr>
+          <w:strike/>
+        </w:rPr>
         <w:t>엔더드래곤</w:t>
       </w:r>
       <w:proofErr w:type="spellEnd"/>
       <w:r>
+        <w:rPr>
+          <w:strike/>
+        </w:rPr>
         <w:t xml:space="preserve"> 토벌). </w:t>
       </w:r>
     </w:p>
@@ -1042,24 +1098,37 @@
           <w:ilvl w:val="0"/>
           <w:numId w:val="2"/>
         </w:numPr>
-      </w:pPr>
-      <w:r>
-        <w:rPr>
-          <w:b/>
-          <w:bCs/>
+        <w:rPr>
+          <w:strike/>
+        </w:rPr>
+      </w:pPr>
+      <w:r>
+        <w:rPr>
+          <w:b/>
+          <w:bCs/>
+          <w:strike/>
         </w:rPr>
         <w:lastRenderedPageBreak/>
         <w:t>NPC 상호작용 및 UI</w:t>
       </w:r>
       <w:r>
+        <w:rPr>
+          <w:strike/>
+        </w:rPr>
         <w:t>: 퀘스트 NPC 머리 위에 클라이언트 UI로 진행 상태</w:t>
       </w:r>
       <w:proofErr w:type="gramStart"/>
       <w:r>
+        <w:rPr>
+          <w:strike/>
+        </w:rPr>
         <w:t>(!/</w:t>
       </w:r>
       <w:proofErr w:type="gramEnd"/>
       <w:r>
+        <w:rPr>
+          <w:strike/>
+        </w:rPr>
         <w:t xml:space="preserve">?)를 표시합니다. </w:t>
       </w:r>
     </w:p>
@@ -1074,11 +1143,18 @@
         <w:rPr>
           <w:b/>
           <w:bCs/>
+          <w:strike/>
         </w:rPr>
         <w:t>대화 및 상태 표시</w:t>
       </w:r>
       <w:r>
-        <w:t xml:space="preserve">: 퀘스트 진행 상태 및 NPC와의 대화는 메시지 창(채팅)을 활용하여 텍스트로 출력합니다. </w:t>
+        <w:rPr>
+          <w:strike/>
+        </w:rPr>
+        <w:t>: 퀘스트 진행 상태 및 NPC와의 대화는 메시지 창(채팅)을 활용하여 텍스트로 출력합니다</w:t>
+      </w:r>
+      <w:r>
+        <w:t xml:space="preserve">. </w:t>
       </w:r>
     </w:p>
     <w:p>
@@ -1135,15 +1211,22 @@
           <w:ilvl w:val="0"/>
           <w:numId w:val="3"/>
         </w:numPr>
-      </w:pPr>
-      <w:r>
-        <w:rPr>
-          <w:b/>
-          <w:bCs/>
+        <w:rPr>
+          <w:strike/>
+        </w:rPr>
+      </w:pPr>
+      <w:r>
+        <w:rPr>
+          <w:b/>
+          <w:bCs/>
+          <w:strike/>
         </w:rPr>
         <w:t>재화 교환 및 장착</w:t>
       </w:r>
       <w:r>
+        <w:rPr>
+          <w:strike/>
+        </w:rPr>
         <w:t xml:space="preserve">: 마을의 성직자 NPC를 통해 전리품을 재화로 교환하고, 대장장이 NPC에게 재화를 지불하여 갑옷을 구매 및 부위별로 장착합니다. </w:t>
       </w:r>
     </w:p>
@@ -1168,6 +1251,7 @@
         <w:rPr>
           <w:b/>
           <w:bCs/>
+          <w:strike/>
           <w:color w:val="EE0000"/>
         </w:rPr>
         <w:t>특정 레벨 및 재화 조건 달성 시</w:t>
@@ -1331,6 +1415,7 @@
           <w:rFonts w:hint="eastAsia"/>
           <w:b/>
           <w:bCs/>
+          <w:strike/>
           <w:color w:val="EE0000"/>
         </w:rPr>
         <w:t xml:space="preserve">아직은 스킬이고 실제 아이템과 </w:t>
@@ -1341,6 +1426,7 @@
           <w:rFonts w:hint="eastAsia"/>
           <w:b/>
           <w:bCs/>
+          <w:strike/>
           <w:color w:val="EE0000"/>
         </w:rPr>
         <w:t>연동해야함</w:t>

--- a/텀프로젝트/텀프로젝트 추가 기획서.docx
+++ b/텀프로젝트/텀프로젝트 추가 기획서.docx
@@ -1454,15 +1454,22 @@
           <w:ilvl w:val="0"/>
           <w:numId w:val="4"/>
         </w:numPr>
-      </w:pPr>
-      <w:r>
-        <w:rPr>
-          <w:b/>
-          <w:bCs/>
+        <w:rPr>
+          <w:strike/>
+        </w:rPr>
+      </w:pPr>
+      <w:r>
+        <w:rPr>
+          <w:b/>
+          <w:bCs/>
+          <w:strike/>
         </w:rPr>
         <w:t>스킬 시스템</w:t>
       </w:r>
       <w:r>
+        <w:rPr>
+          <w:strike/>
+        </w:rPr>
         <w:t xml:space="preserve">: 특정 레벨(예: 3레벨, 5레벨) 도달 시 새로운 스킬과 스킬 트리가 해금되는 구조를 가집니다. </w:t>
       </w:r>
     </w:p>
@@ -1552,85 +1559,123 @@
           <w:ilvl w:val="0"/>
           <w:numId w:val="4"/>
         </w:numPr>
-      </w:pPr>
-      <w:r>
-        <w:rPr>
-          <w:b/>
-          <w:bCs/>
+        <w:rPr>
+          <w:strike/>
+        </w:rPr>
+      </w:pPr>
+      <w:r>
+        <w:rPr>
+          <w:b/>
+          <w:bCs/>
+          <w:strike/>
         </w:rPr>
         <w:t>보스 패턴</w:t>
       </w:r>
       <w:r>
+        <w:rPr>
+          <w:strike/>
+        </w:rPr>
         <w:t>: 최종 퀘스트 목표인 '</w:t>
       </w:r>
       <w:proofErr w:type="spellStart"/>
       <w:r>
+        <w:rPr>
+          <w:strike/>
+        </w:rPr>
         <w:t>엔더드래곤</w:t>
       </w:r>
       <w:proofErr w:type="spellEnd"/>
       <w:r>
+        <w:rPr>
+          <w:strike/>
+        </w:rPr>
         <w:t xml:space="preserve">'은 </w:t>
       </w:r>
       <w:r>
         <w:rPr>
           <w:rFonts w:hint="eastAsia"/>
+          <w:strike/>
         </w:rPr>
         <w:t>패턴을 가집니다.</w:t>
       </w:r>
       <w:r>
+        <w:rPr>
+          <w:strike/>
+        </w:rPr>
         <w:br/>
       </w:r>
       <w:r>
         <w:rPr>
           <w:rFonts w:hint="eastAsia"/>
+          <w:strike/>
         </w:rPr>
         <w:t>기본 걷기</w:t>
       </w:r>
       <w:r>
+        <w:rPr>
+          <w:strike/>
+        </w:rPr>
         <w:br/>
       </w:r>
       <w:r>
         <w:rPr>
           <w:rFonts w:hint="eastAsia"/>
+          <w:strike/>
         </w:rPr>
         <w:t>1페이즈:</w:t>
       </w:r>
       <w:r>
         <w:rPr>
           <w:rFonts w:hint="eastAsia"/>
+          <w:strike/>
         </w:rPr>
         <w:t xml:space="preserve"> 꼬리로 주변 원형 공격</w:t>
       </w:r>
       <w:r>
         <w:rPr>
           <w:rFonts w:hint="eastAsia"/>
+          <w:strike/>
         </w:rPr>
         <w:t>,</w:t>
       </w:r>
       <w:r>
         <w:rPr>
           <w:rFonts w:hint="eastAsia"/>
+          <w:strike/>
         </w:rPr>
         <w:t xml:space="preserve"> 물기(평타)</w:t>
       </w:r>
       <w:r>
+        <w:rPr>
+          <w:strike/>
+        </w:rPr>
         <w:br/>
       </w:r>
       <w:r>
         <w:rPr>
           <w:rFonts w:hint="eastAsia"/>
+          <w:strike/>
         </w:rPr>
         <w:t xml:space="preserve">2페이즈: </w:t>
       </w:r>
       <w:r>
+        <w:rPr>
+          <w:strike/>
+        </w:rPr>
         <w:t xml:space="preserve">특정 체력 이하에서 채팅창을 통한 도발(채팅), 돌진(이동), 광역 </w:t>
       </w:r>
       <w:proofErr w:type="spellStart"/>
       <w:r>
+        <w:rPr>
+          <w:strike/>
+        </w:rPr>
         <w:t>브레스</w:t>
       </w:r>
       <w:proofErr w:type="spellEnd"/>
       <w:r>
+        <w:rPr>
+          <w:strike/>
+        </w:rPr>
         <w:t xml:space="preserve"> </w:t>
       </w:r>
     </w:p>
@@ -3099,7 +3144,6 @@
   <w:style w:type="character" w:default="1" w:styleId="a0">
     <w:name w:val="Default Paragraph Font"/>
     <w:uiPriority w:val="1"/>
-    <w:semiHidden/>
     <w:unhideWhenUsed/>
   </w:style>
   <w:style w:type="table" w:default="1" w:styleId="a1">
